--- a/data/03_investment_memo/investment_memo_7.docx
+++ b/data/03_investment_memo/investment_memo_7.docx
@@ -21,33 +21,22 @@
     <w:p>
       <w:r>
         <w:br/>
-        <w:t>根据内部财务模型测算，和泰科技有限公司 在未来三年</w:t>
+        <w:t>风险管理部认为，人工智能 行业仍然面临若干</w:t>
         <w:br/>
-        <w:t>收入复合增长率预计可达到 18% 左右。</w:t>
+        <w:t>不确定性因素，包括技术迭代风险、政策变化、</w:t>
         <w:br/>
-        <w:t>该预测基于行业需求增长以及公司产能扩张计划。</w:t>
+        <w:t>以及市场竞争加剧等问题。</w:t>
         <w:br/>
       </w:r>
     </w:p>
     <w:p>
       <w:r>
         <w:br/>
-        <w:t>从产业链角度看，医疗科技 行业主要由上游设备厂商、</w:t>
+        <w:t>华辰资本旗下的 HC Energy Transition Fund 在最近的资产配置会议中</w:t>
         <w:br/>
-        <w:t>中游平台企业以及下游应用厂商组成。</w:t>
+        <w:t>讨论了 半导体 行业的投资机会，并对 华泰通安网络有限公司</w:t>
         <w:br/>
-        <w:t>凌云网络有限公司 主要位于产业链的 下游 环节。</w:t>
-        <w:br/>
-      </w:r>
-    </w:p>
-    <w:p>
-      <w:r>
-        <w:br/>
-        <w:t>从产业链角度看，云计算 行业主要由上游设备厂商、</w:t>
-        <w:br/>
-        <w:t>中游平台企业以及下游应用厂商组成。</w:t>
-        <w:br/>
-        <w:t>创亿网络有限公司 主要位于产业链的 下游 环节。</w:t>
+        <w:t>进行了重点评估。</w:t>
         <w:br/>
       </w:r>
     </w:p>
@@ -65,31 +54,9 @@
     <w:p>
       <w:r>
         <w:br/>
-        <w:t>风险管理部认为，云计算 行业仍然面临若干</w:t>
+        <w:t>根据内部财务模型测算，明腾传媒有限公司 在未来三年</w:t>
         <w:br/>
-        <w:t>不确定性因素，包括技术迭代风险、政策变化、</w:t>
-        <w:br/>
-        <w:t>以及市场竞争加剧等问题。</w:t>
-        <w:br/>
-      </w:r>
-    </w:p>
-    <w:p>
-      <w:r>
-        <w:br/>
-        <w:t>华辰资本旗下的 HC Alpha Growth Fund 在最近的资产配置会议中</w:t>
-        <w:br/>
-        <w:t>讨论了 消费科技 行业的投资机会，并对 和泰传媒有限公司</w:t>
-        <w:br/>
-        <w:t>进行了重点评估。</w:t>
-        <w:br/>
-      </w:r>
-    </w:p>
-    <w:p>
-      <w:r>
-        <w:br/>
-        <w:t>根据内部财务模型测算，快讯网络有限公司 在未来三年</w:t>
-        <w:br/>
-        <w:t>收入复合增长率预计可达到 22% 左右。</w:t>
+        <w:t>收入复合增长率预计可达到 12% 左右。</w:t>
         <w:br/>
         <w:t>该预测基于行业需求增长以及公司产能扩张计划。</w:t>
         <w:br/>
@@ -98,11 +65,48 @@
     <w:p>
       <w:r>
         <w:br/>
-        <w:t>风险管理部认为，医疗科技 行业仍然面临若干</w:t>
+        <w:t>从产业链角度看，医疗科技 行业主要由上游设备厂商、</w:t>
         <w:br/>
-        <w:t>不确定性因素，包括技术迭代风险、政策变化、</w:t>
+        <w:t>中游平台企业以及下游应用厂商组成。</w:t>
         <w:br/>
-        <w:t>以及市场竞争加剧等问题。</w:t>
+        <w:t>九方传媒有限公司 主要位于产业链的 下游 环节。</w:t>
+        <w:br/>
+      </w:r>
+    </w:p>
+    <w:p>
+      <w:r>
+        <w:br/>
+        <w:t>根据内部财务模型测算，恩悌网络有限公司 在未来三年</w:t>
+        <w:br/>
+        <w:t>收入复合增长率预计可达到 33% 左右。</w:t>
+        <w:br/>
+        <w:t>该预测基于行业需求增长以及公司产能扩张计划。</w:t>
+        <w:br/>
+      </w:r>
+    </w:p>
+    <w:p>
+      <w:r>
+        <w:br/>
+        <w:t>天开科技有限公司 是中国 消费科技 行业的重要企业之一。</w:t>
+        <w:br/>
+        <w:t>根据华辰资本 投资委员会 的研究，该公司成立于 2010 年，</w:t>
+        <w:br/>
+        <w:t>目前员工规模约 2726 人。公司近年来持续加大研发投入，</w:t>
+        <w:br/>
+        <w:t>在核心技术方面形成了较强的竞争壁垒。</w:t>
+        <w:br/>
+      </w:r>
+    </w:p>
+    <w:p>
+      <w:r>
+        <w:br/>
+        <w:t>九方传媒有限公司 是中国 医疗科技 行业的重要企业之一。</w:t>
+        <w:br/>
+        <w:t>根据华辰资本 风险管理部 的研究，该公司成立于 2014 年，</w:t>
+        <w:br/>
+        <w:t>目前员工规模约 2973 人。公司近年来持续加大研发投入，</w:t>
+        <w:br/>
+        <w:t>在核心技术方面形成了较强的竞争壁垒。</w:t>
         <w:br/>
       </w:r>
     </w:p>
@@ -166,37 +170,37 @@
           </w:tcPr>
           <w:p>
             <w:r>
-              <w:t>华远软件信息有限公司</w:t>
-            </w:r>
-          </w:p>
-        </w:tc>
-        <w:tc>
-          <w:tcPr>
-            <w:tcW w:type="dxa" w:w="2160"/>
-          </w:tcPr>
-          <w:p>
-            <w:r>
-              <w:t>半导体</w:t>
-            </w:r>
-          </w:p>
-        </w:tc>
-        <w:tc>
-          <w:tcPr>
-            <w:tcW w:type="dxa" w:w="2160"/>
-          </w:tcPr>
-          <w:p>
-            <w:r>
-              <w:t>269亿</w:t>
-            </w:r>
-          </w:p>
-        </w:tc>
-        <w:tc>
-          <w:tcPr>
-            <w:tcW w:type="dxa" w:w="2160"/>
-          </w:tcPr>
-          <w:p>
-            <w:r>
-              <w:t>22%</w:t>
+              <w:t>九方传媒有限公司</w:t>
+            </w:r>
+          </w:p>
+        </w:tc>
+        <w:tc>
+          <w:tcPr>
+            <w:tcW w:type="dxa" w:w="2160"/>
+          </w:tcPr>
+          <w:p>
+            <w:r>
+              <w:t>医疗科技</w:t>
+            </w:r>
+          </w:p>
+        </w:tc>
+        <w:tc>
+          <w:tcPr>
+            <w:tcW w:type="dxa" w:w="2160"/>
+          </w:tcPr>
+          <w:p>
+            <w:r>
+              <w:t>763亿</w:t>
+            </w:r>
+          </w:p>
+        </w:tc>
+        <w:tc>
+          <w:tcPr>
+            <w:tcW w:type="dxa" w:w="2160"/>
+          </w:tcPr>
+          <w:p>
+            <w:r>
+              <w:t>13%</w:t>
             </w:r>
           </w:p>
         </w:tc>
@@ -208,7 +212,7 @@
           </w:tcPr>
           <w:p>
             <w:r>
-              <w:t>银嘉信息有限公司</w:t>
+              <w:t>昂歌信息信息有限公司</w:t>
             </w:r>
           </w:p>
         </w:tc>
@@ -228,17 +232,17 @@
           </w:tcPr>
           <w:p>
             <w:r>
-              <w:t>457亿</w:t>
-            </w:r>
-          </w:p>
-        </w:tc>
-        <w:tc>
-          <w:tcPr>
-            <w:tcW w:type="dxa" w:w="2160"/>
-          </w:tcPr>
-          <w:p>
-            <w:r>
-              <w:t>26%</w:t>
+              <w:t>710亿</w:t>
+            </w:r>
+          </w:p>
+        </w:tc>
+        <w:tc>
+          <w:tcPr>
+            <w:tcW w:type="dxa" w:w="2160"/>
+          </w:tcPr>
+          <w:p>
+            <w:r>
+              <w:t>30%</w:t>
             </w:r>
           </w:p>
         </w:tc>
@@ -250,37 +254,37 @@
           </w:tcPr>
           <w:p>
             <w:r>
-              <w:t>昊嘉网络有限公司</w:t>
-            </w:r>
-          </w:p>
-        </w:tc>
-        <w:tc>
-          <w:tcPr>
-            <w:tcW w:type="dxa" w:w="2160"/>
-          </w:tcPr>
-          <w:p>
-            <w:r>
-              <w:t>新能源</w:t>
-            </w:r>
-          </w:p>
-        </w:tc>
-        <w:tc>
-          <w:tcPr>
-            <w:tcW w:type="dxa" w:w="2160"/>
-          </w:tcPr>
-          <w:p>
-            <w:r>
-              <w:t>326亿</w:t>
-            </w:r>
-          </w:p>
-        </w:tc>
-        <w:tc>
-          <w:tcPr>
-            <w:tcW w:type="dxa" w:w="2160"/>
-          </w:tcPr>
-          <w:p>
-            <w:r>
-              <w:t>17%</w:t>
+              <w:t>华成育卓传媒有限公司</w:t>
+            </w:r>
+          </w:p>
+        </w:tc>
+        <w:tc>
+          <w:tcPr>
+            <w:tcW w:type="dxa" w:w="2160"/>
+          </w:tcPr>
+          <w:p>
+            <w:r>
+              <w:t>人工智能</w:t>
+            </w:r>
+          </w:p>
+        </w:tc>
+        <w:tc>
+          <w:tcPr>
+            <w:tcW w:type="dxa" w:w="2160"/>
+          </w:tcPr>
+          <w:p>
+            <w:r>
+              <w:t>110亿</w:t>
+            </w:r>
+          </w:p>
+        </w:tc>
+        <w:tc>
+          <w:tcPr>
+            <w:tcW w:type="dxa" w:w="2160"/>
+          </w:tcPr>
+          <w:p>
+            <w:r>
+              <w:t>19%</w:t>
             </w:r>
           </w:p>
         </w:tc>
@@ -292,37 +296,37 @@
           </w:tcPr>
           <w:p>
             <w:r>
-              <w:t>天益信息有限公司</w:t>
-            </w:r>
-          </w:p>
-        </w:tc>
-        <w:tc>
-          <w:tcPr>
-            <w:tcW w:type="dxa" w:w="2160"/>
-          </w:tcPr>
-          <w:p>
-            <w:r>
-              <w:t>云计算</w:t>
-            </w:r>
-          </w:p>
-        </w:tc>
-        <w:tc>
-          <w:tcPr>
-            <w:tcW w:type="dxa" w:w="2160"/>
-          </w:tcPr>
-          <w:p>
-            <w:r>
-              <w:t>248亿</w:t>
-            </w:r>
-          </w:p>
-        </w:tc>
-        <w:tc>
-          <w:tcPr>
-            <w:tcW w:type="dxa" w:w="2160"/>
-          </w:tcPr>
-          <w:p>
-            <w:r>
-              <w:t>27%</w:t>
+              <w:t>华泰通安网络有限公司</w:t>
+            </w:r>
+          </w:p>
+        </w:tc>
+        <w:tc>
+          <w:tcPr>
+            <w:tcW w:type="dxa" w:w="2160"/>
+          </w:tcPr>
+          <w:p>
+            <w:r>
+              <w:t>半导体</w:t>
+            </w:r>
+          </w:p>
+        </w:tc>
+        <w:tc>
+          <w:tcPr>
+            <w:tcW w:type="dxa" w:w="2160"/>
+          </w:tcPr>
+          <w:p>
+            <w:r>
+              <w:t>491亿</w:t>
+            </w:r>
+          </w:p>
+        </w:tc>
+        <w:tc>
+          <w:tcPr>
+            <w:tcW w:type="dxa" w:w="2160"/>
+          </w:tcPr>
+          <w:p>
+            <w:r>
+              <w:t>22%</w:t>
             </w:r>
           </w:p>
         </w:tc>
@@ -334,37 +338,37 @@
           </w:tcPr>
           <w:p>
             <w:r>
-              <w:t>九方网络有限公司</w:t>
-            </w:r>
-          </w:p>
-        </w:tc>
-        <w:tc>
-          <w:tcPr>
-            <w:tcW w:type="dxa" w:w="2160"/>
-          </w:tcPr>
-          <w:p>
-            <w:r>
-              <w:t>新能源</w:t>
-            </w:r>
-          </w:p>
-        </w:tc>
-        <w:tc>
-          <w:tcPr>
-            <w:tcW w:type="dxa" w:w="2160"/>
-          </w:tcPr>
-          <w:p>
-            <w:r>
-              <w:t>206亿</w:t>
-            </w:r>
-          </w:p>
-        </w:tc>
-        <w:tc>
-          <w:tcPr>
-            <w:tcW w:type="dxa" w:w="2160"/>
-          </w:tcPr>
-          <w:p>
-            <w:r>
-              <w:t>14%</w:t>
+              <w:t>毕博诚信息有限公司</w:t>
+            </w:r>
+          </w:p>
+        </w:tc>
+        <w:tc>
+          <w:tcPr>
+            <w:tcW w:type="dxa" w:w="2160"/>
+          </w:tcPr>
+          <w:p>
+            <w:r>
+              <w:t>机器人</w:t>
+            </w:r>
+          </w:p>
+        </w:tc>
+        <w:tc>
+          <w:tcPr>
+            <w:tcW w:type="dxa" w:w="2160"/>
+          </w:tcPr>
+          <w:p>
+            <w:r>
+              <w:t>425亿</w:t>
+            </w:r>
+          </w:p>
+        </w:tc>
+        <w:tc>
+          <w:tcPr>
+            <w:tcW w:type="dxa" w:w="2160"/>
+          </w:tcPr>
+          <w:p>
+            <w:r>
+              <w:t>25%</w:t>
             </w:r>
           </w:p>
         </w:tc>
@@ -376,37 +380,37 @@
           </w:tcPr>
           <w:p>
             <w:r>
-              <w:t>精芯科技有限公司</w:t>
-            </w:r>
-          </w:p>
-        </w:tc>
-        <w:tc>
-          <w:tcPr>
-            <w:tcW w:type="dxa" w:w="2160"/>
-          </w:tcPr>
-          <w:p>
-            <w:r>
-              <w:t>云计算</w:t>
-            </w:r>
-          </w:p>
-        </w:tc>
-        <w:tc>
-          <w:tcPr>
-            <w:tcW w:type="dxa" w:w="2160"/>
-          </w:tcPr>
-          <w:p>
-            <w:r>
-              <w:t>164亿</w:t>
-            </w:r>
-          </w:p>
-        </w:tc>
-        <w:tc>
-          <w:tcPr>
-            <w:tcW w:type="dxa" w:w="2160"/>
-          </w:tcPr>
-          <w:p>
-            <w:r>
-              <w:t>29%</w:t>
+              <w:t>图龙信息传媒有限公司</w:t>
+            </w:r>
+          </w:p>
+        </w:tc>
+        <w:tc>
+          <w:tcPr>
+            <w:tcW w:type="dxa" w:w="2160"/>
+          </w:tcPr>
+          <w:p>
+            <w:r>
+              <w:t>机器人</w:t>
+            </w:r>
+          </w:p>
+        </w:tc>
+        <w:tc>
+          <w:tcPr>
+            <w:tcW w:type="dxa" w:w="2160"/>
+          </w:tcPr>
+          <w:p>
+            <w:r>
+              <w:t>247亿</w:t>
+            </w:r>
+          </w:p>
+        </w:tc>
+        <w:tc>
+          <w:tcPr>
+            <w:tcW w:type="dxa" w:w="2160"/>
+          </w:tcPr>
+          <w:p>
+            <w:r>
+              <w:t>5%</w:t>
             </w:r>
           </w:p>
         </w:tc>
@@ -418,37 +422,37 @@
           </w:tcPr>
           <w:p>
             <w:r>
-              <w:t>新宇龙信息传媒有限公司</w:t>
-            </w:r>
-          </w:p>
-        </w:tc>
-        <w:tc>
-          <w:tcPr>
-            <w:tcW w:type="dxa" w:w="2160"/>
-          </w:tcPr>
-          <w:p>
-            <w:r>
-              <w:t>机器人</w:t>
-            </w:r>
-          </w:p>
-        </w:tc>
-        <w:tc>
-          <w:tcPr>
-            <w:tcW w:type="dxa" w:w="2160"/>
-          </w:tcPr>
-          <w:p>
-            <w:r>
-              <w:t>699亿</w:t>
-            </w:r>
-          </w:p>
-        </w:tc>
-        <w:tc>
-          <w:tcPr>
-            <w:tcW w:type="dxa" w:w="2160"/>
-          </w:tcPr>
-          <w:p>
-            <w:r>
-              <w:t>15%</w:t>
+              <w:t>恩悌网络有限公司</w:t>
+            </w:r>
+          </w:p>
+        </w:tc>
+        <w:tc>
+          <w:tcPr>
+            <w:tcW w:type="dxa" w:w="2160"/>
+          </w:tcPr>
+          <w:p>
+            <w:r>
+              <w:t>新能源</w:t>
+            </w:r>
+          </w:p>
+        </w:tc>
+        <w:tc>
+          <w:tcPr>
+            <w:tcW w:type="dxa" w:w="2160"/>
+          </w:tcPr>
+          <w:p>
+            <w:r>
+              <w:t>232亿</w:t>
+            </w:r>
+          </w:p>
+        </w:tc>
+        <w:tc>
+          <w:tcPr>
+            <w:tcW w:type="dxa" w:w="2160"/>
+          </w:tcPr>
+          <w:p>
+            <w:r>
+              <w:t>21%</w:t>
             </w:r>
           </w:p>
         </w:tc>
@@ -460,37 +464,37 @@
           </w:tcPr>
           <w:p>
             <w:r>
-              <w:t>易动力科技有限公司</w:t>
-            </w:r>
-          </w:p>
-        </w:tc>
-        <w:tc>
-          <w:tcPr>
-            <w:tcW w:type="dxa" w:w="2160"/>
-          </w:tcPr>
-          <w:p>
-            <w:r>
-              <w:t>云计算</w:t>
-            </w:r>
-          </w:p>
-        </w:tc>
-        <w:tc>
-          <w:tcPr>
-            <w:tcW w:type="dxa" w:w="2160"/>
-          </w:tcPr>
-          <w:p>
-            <w:r>
-              <w:t>185亿</w:t>
-            </w:r>
-          </w:p>
-        </w:tc>
-        <w:tc>
-          <w:tcPr>
-            <w:tcW w:type="dxa" w:w="2160"/>
-          </w:tcPr>
-          <w:p>
-            <w:r>
-              <w:t>11%</w:t>
+              <w:t>联通时科传媒有限公司</w:t>
+            </w:r>
+          </w:p>
+        </w:tc>
+        <w:tc>
+          <w:tcPr>
+            <w:tcW w:type="dxa" w:w="2160"/>
+          </w:tcPr>
+          <w:p>
+            <w:r>
+              <w:t>消费科技</w:t>
+            </w:r>
+          </w:p>
+        </w:tc>
+        <w:tc>
+          <w:tcPr>
+            <w:tcW w:type="dxa" w:w="2160"/>
+          </w:tcPr>
+          <w:p>
+            <w:r>
+              <w:t>282亿</w:t>
+            </w:r>
+          </w:p>
+        </w:tc>
+        <w:tc>
+          <w:tcPr>
+            <w:tcW w:type="dxa" w:w="2160"/>
+          </w:tcPr>
+          <w:p>
+            <w:r>
+              <w:t>17%</w:t>
             </w:r>
           </w:p>
         </w:tc>
@@ -502,37 +506,37 @@
           </w:tcPr>
           <w:p>
             <w:r>
-              <w:t>鸿睿思博网络有限公司</w:t>
-            </w:r>
-          </w:p>
-        </w:tc>
-        <w:tc>
-          <w:tcPr>
-            <w:tcW w:type="dxa" w:w="2160"/>
-          </w:tcPr>
-          <w:p>
-            <w:r>
-              <w:t>新能源</w:t>
-            </w:r>
-          </w:p>
-        </w:tc>
-        <w:tc>
-          <w:tcPr>
-            <w:tcW w:type="dxa" w:w="2160"/>
-          </w:tcPr>
-          <w:p>
-            <w:r>
-              <w:t>500亿</w:t>
-            </w:r>
-          </w:p>
-        </w:tc>
-        <w:tc>
-          <w:tcPr>
-            <w:tcW w:type="dxa" w:w="2160"/>
-          </w:tcPr>
-          <w:p>
-            <w:r>
-              <w:t>20%</w:t>
+              <w:t>联软网络有限公司</w:t>
+            </w:r>
+          </w:p>
+        </w:tc>
+        <w:tc>
+          <w:tcPr>
+            <w:tcW w:type="dxa" w:w="2160"/>
+          </w:tcPr>
+          <w:p>
+            <w:r>
+              <w:t>半导体</w:t>
+            </w:r>
+          </w:p>
+        </w:tc>
+        <w:tc>
+          <w:tcPr>
+            <w:tcW w:type="dxa" w:w="2160"/>
+          </w:tcPr>
+          <w:p>
+            <w:r>
+              <w:t>228亿</w:t>
+            </w:r>
+          </w:p>
+        </w:tc>
+        <w:tc>
+          <w:tcPr>
+            <w:tcW w:type="dxa" w:w="2160"/>
+          </w:tcPr>
+          <w:p>
+            <w:r>
+              <w:t>15%</w:t>
             </w:r>
           </w:p>
         </w:tc>
@@ -544,37 +548,37 @@
           </w:tcPr>
           <w:p>
             <w:r>
-              <w:t>精芯信息有限公司</w:t>
-            </w:r>
-          </w:p>
-        </w:tc>
-        <w:tc>
-          <w:tcPr>
-            <w:tcW w:type="dxa" w:w="2160"/>
-          </w:tcPr>
-          <w:p>
-            <w:r>
-              <w:t>消费科技</w:t>
-            </w:r>
-          </w:p>
-        </w:tc>
-        <w:tc>
-          <w:tcPr>
-            <w:tcW w:type="dxa" w:w="2160"/>
-          </w:tcPr>
-          <w:p>
-            <w:r>
-              <w:t>287亿</w:t>
-            </w:r>
-          </w:p>
-        </w:tc>
-        <w:tc>
-          <w:tcPr>
-            <w:tcW w:type="dxa" w:w="2160"/>
-          </w:tcPr>
-          <w:p>
-            <w:r>
-              <w:t>30%</w:t>
+              <w:t>良诺科技有限公司</w:t>
+            </w:r>
+          </w:p>
+        </w:tc>
+        <w:tc>
+          <w:tcPr>
+            <w:tcW w:type="dxa" w:w="2160"/>
+          </w:tcPr>
+          <w:p>
+            <w:r>
+              <w:t>云计算</w:t>
+            </w:r>
+          </w:p>
+        </w:tc>
+        <w:tc>
+          <w:tcPr>
+            <w:tcW w:type="dxa" w:w="2160"/>
+          </w:tcPr>
+          <w:p>
+            <w:r>
+              <w:t>477亿</w:t>
+            </w:r>
+          </w:p>
+        </w:tc>
+        <w:tc>
+          <w:tcPr>
+            <w:tcW w:type="dxa" w:w="2160"/>
+          </w:tcPr>
+          <w:p>
+            <w:r>
+              <w:t>28%</w:t>
             </w:r>
           </w:p>
         </w:tc>
@@ -586,37 +590,37 @@
           </w:tcPr>
           <w:p>
             <w:r>
-              <w:t>佳禾科技有限公司</w:t>
-            </w:r>
-          </w:p>
-        </w:tc>
-        <w:tc>
-          <w:tcPr>
-            <w:tcW w:type="dxa" w:w="2160"/>
-          </w:tcPr>
-          <w:p>
-            <w:r>
-              <w:t>半导体</w:t>
-            </w:r>
-          </w:p>
-        </w:tc>
-        <w:tc>
-          <w:tcPr>
-            <w:tcW w:type="dxa" w:w="2160"/>
-          </w:tcPr>
-          <w:p>
-            <w:r>
-              <w:t>434亿</w:t>
-            </w:r>
-          </w:p>
-        </w:tc>
-        <w:tc>
-          <w:tcPr>
-            <w:tcW w:type="dxa" w:w="2160"/>
-          </w:tcPr>
-          <w:p>
-            <w:r>
-              <w:t>14%</w:t>
+              <w:t>联软科技有限公司</w:t>
+            </w:r>
+          </w:p>
+        </w:tc>
+        <w:tc>
+          <w:tcPr>
+            <w:tcW w:type="dxa" w:w="2160"/>
+          </w:tcPr>
+          <w:p>
+            <w:r>
+              <w:t>消费科技</w:t>
+            </w:r>
+          </w:p>
+        </w:tc>
+        <w:tc>
+          <w:tcPr>
+            <w:tcW w:type="dxa" w:w="2160"/>
+          </w:tcPr>
+          <w:p>
+            <w:r>
+              <w:t>393亿</w:t>
+            </w:r>
+          </w:p>
+        </w:tc>
+        <w:tc>
+          <w:tcPr>
+            <w:tcW w:type="dxa" w:w="2160"/>
+          </w:tcPr>
+          <w:p>
+            <w:r>
+              <w:t>15%</w:t>
             </w:r>
           </w:p>
         </w:tc>
@@ -628,37 +632,37 @@
           </w:tcPr>
           <w:p>
             <w:r>
-              <w:t>精芯科技有限公司</w:t>
-            </w:r>
-          </w:p>
-        </w:tc>
-        <w:tc>
-          <w:tcPr>
-            <w:tcW w:type="dxa" w:w="2160"/>
-          </w:tcPr>
-          <w:p>
-            <w:r>
-              <w:t>云计算</w:t>
-            </w:r>
-          </w:p>
-        </w:tc>
-        <w:tc>
-          <w:tcPr>
-            <w:tcW w:type="dxa" w:w="2160"/>
-          </w:tcPr>
-          <w:p>
-            <w:r>
-              <w:t>760亿</w:t>
-            </w:r>
-          </w:p>
-        </w:tc>
-        <w:tc>
-          <w:tcPr>
-            <w:tcW w:type="dxa" w:w="2160"/>
-          </w:tcPr>
-          <w:p>
-            <w:r>
-              <w:t>20%</w:t>
+              <w:t>中建创业科技有限公司</w:t>
+            </w:r>
+          </w:p>
+        </w:tc>
+        <w:tc>
+          <w:tcPr>
+            <w:tcW w:type="dxa" w:w="2160"/>
+          </w:tcPr>
+          <w:p>
+            <w:r>
+              <w:t>半导体</w:t>
+            </w:r>
+          </w:p>
+        </w:tc>
+        <w:tc>
+          <w:tcPr>
+            <w:tcW w:type="dxa" w:w="2160"/>
+          </w:tcPr>
+          <w:p>
+            <w:r>
+              <w:t>166亿</w:t>
+            </w:r>
+          </w:p>
+        </w:tc>
+        <w:tc>
+          <w:tcPr>
+            <w:tcW w:type="dxa" w:w="2160"/>
+          </w:tcPr>
+          <w:p>
+            <w:r>
+              <w:t>24%</w:t>
             </w:r>
           </w:p>
         </w:tc>
@@ -670,37 +674,37 @@
           </w:tcPr>
           <w:p>
             <w:r>
-              <w:t>国讯网络有限公司</w:t>
-            </w:r>
-          </w:p>
-        </w:tc>
-        <w:tc>
-          <w:tcPr>
-            <w:tcW w:type="dxa" w:w="2160"/>
-          </w:tcPr>
-          <w:p>
-            <w:r>
-              <w:t>云计算</w:t>
-            </w:r>
-          </w:p>
-        </w:tc>
-        <w:tc>
-          <w:tcPr>
-            <w:tcW w:type="dxa" w:w="2160"/>
-          </w:tcPr>
-          <w:p>
-            <w:r>
-              <w:t>346亿</w:t>
-            </w:r>
-          </w:p>
-        </w:tc>
-        <w:tc>
-          <w:tcPr>
-            <w:tcW w:type="dxa" w:w="2160"/>
-          </w:tcPr>
-          <w:p>
-            <w:r>
-              <w:t>15%</w:t>
+              <w:t>雨林木风计算机科技有限公司</w:t>
+            </w:r>
+          </w:p>
+        </w:tc>
+        <w:tc>
+          <w:tcPr>
+            <w:tcW w:type="dxa" w:w="2160"/>
+          </w:tcPr>
+          <w:p>
+            <w:r>
+              <w:t>半导体</w:t>
+            </w:r>
+          </w:p>
+        </w:tc>
+        <w:tc>
+          <w:tcPr>
+            <w:tcW w:type="dxa" w:w="2160"/>
+          </w:tcPr>
+          <w:p>
+            <w:r>
+              <w:t>521亿</w:t>
+            </w:r>
+          </w:p>
+        </w:tc>
+        <w:tc>
+          <w:tcPr>
+            <w:tcW w:type="dxa" w:w="2160"/>
+          </w:tcPr>
+          <w:p>
+            <w:r>
+              <w:t>21%</w:t>
             </w:r>
           </w:p>
         </w:tc>
@@ -712,37 +716,37 @@
           </w:tcPr>
           <w:p>
             <w:r>
-              <w:t>创亿信息有限公司</w:t>
-            </w:r>
-          </w:p>
-        </w:tc>
-        <w:tc>
-          <w:tcPr>
-            <w:tcW w:type="dxa" w:w="2160"/>
-          </w:tcPr>
-          <w:p>
-            <w:r>
-              <w:t>医疗科技</w:t>
-            </w:r>
-          </w:p>
-        </w:tc>
-        <w:tc>
-          <w:tcPr>
-            <w:tcW w:type="dxa" w:w="2160"/>
-          </w:tcPr>
-          <w:p>
-            <w:r>
-              <w:t>349亿</w:t>
-            </w:r>
-          </w:p>
-        </w:tc>
-        <w:tc>
-          <w:tcPr>
-            <w:tcW w:type="dxa" w:w="2160"/>
-          </w:tcPr>
-          <w:p>
-            <w:r>
-              <w:t>25%</w:t>
+              <w:t>惠派国际公司科技有限公司</w:t>
+            </w:r>
+          </w:p>
+        </w:tc>
+        <w:tc>
+          <w:tcPr>
+            <w:tcW w:type="dxa" w:w="2160"/>
+          </w:tcPr>
+          <w:p>
+            <w:r>
+              <w:t>人工智能</w:t>
+            </w:r>
+          </w:p>
+        </w:tc>
+        <w:tc>
+          <w:tcPr>
+            <w:tcW w:type="dxa" w:w="2160"/>
+          </w:tcPr>
+          <w:p>
+            <w:r>
+              <w:t>567亿</w:t>
+            </w:r>
+          </w:p>
+        </w:tc>
+        <w:tc>
+          <w:tcPr>
+            <w:tcW w:type="dxa" w:w="2160"/>
+          </w:tcPr>
+          <w:p>
+            <w:r>
+              <w:t>20%</w:t>
             </w:r>
           </w:p>
         </w:tc>
@@ -754,37 +758,37 @@
           </w:tcPr>
           <w:p>
             <w:r>
-              <w:t>精芯科技有限公司</w:t>
-            </w:r>
-          </w:p>
-        </w:tc>
-        <w:tc>
-          <w:tcPr>
-            <w:tcW w:type="dxa" w:w="2160"/>
-          </w:tcPr>
-          <w:p>
-            <w:r>
-              <w:t>云计算</w:t>
-            </w:r>
-          </w:p>
-        </w:tc>
-        <w:tc>
-          <w:tcPr>
-            <w:tcW w:type="dxa" w:w="2160"/>
-          </w:tcPr>
-          <w:p>
-            <w:r>
-              <w:t>294亿</w:t>
-            </w:r>
-          </w:p>
-        </w:tc>
-        <w:tc>
-          <w:tcPr>
-            <w:tcW w:type="dxa" w:w="2160"/>
-          </w:tcPr>
-          <w:p>
-            <w:r>
-              <w:t>7%</w:t>
+              <w:t>通际名联网络有限公司</w:t>
+            </w:r>
+          </w:p>
+        </w:tc>
+        <w:tc>
+          <w:tcPr>
+            <w:tcW w:type="dxa" w:w="2160"/>
+          </w:tcPr>
+          <w:p>
+            <w:r>
+              <w:t>机器人</w:t>
+            </w:r>
+          </w:p>
+        </w:tc>
+        <w:tc>
+          <w:tcPr>
+            <w:tcW w:type="dxa" w:w="2160"/>
+          </w:tcPr>
+          <w:p>
+            <w:r>
+              <w:t>301亿</w:t>
+            </w:r>
+          </w:p>
+        </w:tc>
+        <w:tc>
+          <w:tcPr>
+            <w:tcW w:type="dxa" w:w="2160"/>
+          </w:tcPr>
+          <w:p>
+            <w:r>
+              <w:t>6%</w:t>
             </w:r>
           </w:p>
         </w:tc>
@@ -801,9 +805,68 @@
     <w:p>
       <w:r>
         <w:br/>
-        <w:t>根据内部财务模型测算，东方峻景传媒有限公司 在未来三年</w:t>
+        <w:t>从产业链角度看，机器人 行业主要由上游设备厂商、</w:t>
         <w:br/>
-        <w:t>收入复合增长率预计可达到 33% 左右。</w:t>
+        <w:t>中游平台企业以及下游应用厂商组成。</w:t>
+        <w:br/>
+        <w:t>毕博诚信息有限公司 主要位于产业链的 下游 环节。</w:t>
+        <w:br/>
+      </w:r>
+    </w:p>
+    <w:p>
+      <w:r>
+        <w:br/>
+        <w:t>华辰资本旗下的 HC Global Macro Fund 在最近的资产配置会议中</w:t>
+        <w:br/>
+        <w:t>讨论了 新能源 行业的投资机会，并对 恩悌网络有限公司</w:t>
+        <w:br/>
+        <w:t>进行了重点评估。</w:t>
+        <w:br/>
+      </w:r>
+    </w:p>
+    <w:p>
+      <w:r>
+        <w:br/>
+        <w:t>昊嘉科技有限公司 是中国 医疗科技 行业的重要企业之一。</w:t>
+        <w:br/>
+        <w:t>根据华辰资本 资产配置委员会 的研究，该公司成立于 2006 年，</w:t>
+        <w:br/>
+        <w:t>目前员工规模约 7977 人。公司近年来持续加大研发投入，</w:t>
+        <w:br/>
+        <w:t>在核心技术方面形成了较强的竞争壁垒。</w:t>
+        <w:br/>
+      </w:r>
+    </w:p>
+    <w:p>
+      <w:r>
+        <w:br/>
+        <w:t>华泰通安网络有限公司 是中国 半导体 行业的重要企业之一。</w:t>
+        <w:br/>
+        <w:t>根据华辰资本 风险管理部 的研究，该公司成立于 2007 年，</w:t>
+        <w:br/>
+        <w:t>目前员工规模约 3086 人。公司近年来持续加大研发投入，</w:t>
+        <w:br/>
+        <w:t>在核心技术方面形成了较强的竞争壁垒。</w:t>
+        <w:br/>
+      </w:r>
+    </w:p>
+    <w:p>
+      <w:r>
+        <w:br/>
+        <w:t>华辰资本旗下的 HC Quant Arbitrage Fund 在最近的资产配置会议中</w:t>
+        <w:br/>
+        <w:t>讨论了 半导体 行业的投资机会，并对 中建创业科技有限公司</w:t>
+        <w:br/>
+        <w:t>进行了重点评估。</w:t>
+        <w:br/>
+      </w:r>
+    </w:p>
+    <w:p>
+      <w:r>
+        <w:br/>
+        <w:t>根据内部财务模型测算，联通时科传媒有限公司 在未来三年</w:t>
+        <w:br/>
+        <w:t>收入复合增长率预计可达到 26% 左右。</w:t>
         <w:br/>
         <w:t>该预测基于行业需求增长以及公司产能扩张计划。</w:t>
         <w:br/>
@@ -812,22 +875,11 @@
     <w:p>
       <w:r>
         <w:br/>
-        <w:t>从产业链角度看，新能源 行业主要由上游设备厂商、</w:t>
+        <w:t>华辰资本旗下的 HC Alpha Growth Fund 在最近的资产配置会议中</w:t>
         <w:br/>
-        <w:t>中游平台企业以及下游应用厂商组成。</w:t>
+        <w:t>讨论了 人工智能 行业的投资机会，并对 方正科技传媒有限公司</w:t>
         <w:br/>
-        <w:t>快讯网络有限公司 主要位于产业链的 下游 环节。</w:t>
-        <w:br/>
-      </w:r>
-    </w:p>
-    <w:p>
-      <w:r>
-        <w:br/>
-        <w:t>从产业链角度看，半导体 行业主要由上游设备厂商、</w:t>
-        <w:br/>
-        <w:t>中游平台企业以及下游应用厂商组成。</w:t>
-        <w:br/>
-        <w:t>万迅电脑网络有限公司 主要位于产业链的 上游 环节。</w:t>
+        <w:t>进行了重点评估。</w:t>
         <w:br/>
       </w:r>
     </w:p>
@@ -836,55 +888,7 @@
         <w:br/>
         <w:t>华辰资本旗下的 HC Alpha Growth Fund 在最近的资产配置会议中</w:t>
         <w:br/>
-        <w:t>讨论了 人工智能 行业的投资机会，并对 雨林木风计算机科技有限公司</w:t>
-        <w:br/>
-        <w:t>进行了重点评估。</w:t>
-        <w:br/>
-      </w:r>
-    </w:p>
-    <w:p>
-      <w:r>
-        <w:br/>
-        <w:t>快讯网络有限公司 是中国 新能源 行业的重要企业之一。</w:t>
-        <w:br/>
-        <w:t>根据华辰资本 风险管理部 的研究，该公司成立于 2016 年，</w:t>
-        <w:br/>
-        <w:t>目前员工规模约 3433 人。公司近年来持续加大研发投入，</w:t>
-        <w:br/>
-        <w:t>在核心技术方面形成了较强的竞争壁垒。</w:t>
-        <w:br/>
-      </w:r>
-    </w:p>
-    <w:p>
-      <w:r>
-        <w:br/>
-        <w:t>九方网络有限公司 是中国 新能源 行业的重要企业之一。</w:t>
-        <w:br/>
-        <w:t>根据华辰资本 投资委员会 的研究，该公司成立于 2009 年，</w:t>
-        <w:br/>
-        <w:t>目前员工规模约 7967 人。公司近年来持续加大研发投入，</w:t>
-        <w:br/>
-        <w:t>在核心技术方面形成了较强的竞争壁垒。</w:t>
-        <w:br/>
-      </w:r>
-    </w:p>
-    <w:p>
-      <w:r>
-        <w:br/>
-        <w:t>风险管理部认为，医疗科技 行业仍然面临若干</w:t>
-        <w:br/>
-        <w:t>不确定性因素，包括技术迭代风险、政策变化、</w:t>
-        <w:br/>
-        <w:t>以及市场竞争加剧等问题。</w:t>
-        <w:br/>
-      </w:r>
-    </w:p>
-    <w:p>
-      <w:r>
-        <w:br/>
-        <w:t>华辰资本旗下的 HC Quant Arbitrage Fund 在最近的资产配置会议中</w:t>
-        <w:br/>
-        <w:t>讨论了 人工智能 行业的投资机会，并对 迪摩科技有限公司</w:t>
+        <w:t>讨论了 人工智能 行业的投资机会，并对 惠派国际公司科技有限公司</w:t>
         <w:br/>
         <w:t>进行了重点评估。</w:t>
         <w:br/>
@@ -950,37 +954,37 @@
           </w:tcPr>
           <w:p>
             <w:r>
-              <w:t>信诚致远传媒有限公司</w:t>
-            </w:r>
-          </w:p>
-        </w:tc>
-        <w:tc>
-          <w:tcPr>
-            <w:tcW w:type="dxa" w:w="2160"/>
-          </w:tcPr>
-          <w:p>
-            <w:r>
-              <w:t>人工智能</w:t>
-            </w:r>
-          </w:p>
-        </w:tc>
-        <w:tc>
-          <w:tcPr>
-            <w:tcW w:type="dxa" w:w="2160"/>
-          </w:tcPr>
-          <w:p>
-            <w:r>
-              <w:t>441亿</w:t>
-            </w:r>
-          </w:p>
-        </w:tc>
-        <w:tc>
-          <w:tcPr>
-            <w:tcW w:type="dxa" w:w="2160"/>
-          </w:tcPr>
-          <w:p>
-            <w:r>
-              <w:t>25%</w:t>
+              <w:t>华泰通安传媒有限公司</w:t>
+            </w:r>
+          </w:p>
+        </w:tc>
+        <w:tc>
+          <w:tcPr>
+            <w:tcW w:type="dxa" w:w="2160"/>
+          </w:tcPr>
+          <w:p>
+            <w:r>
+              <w:t>消费科技</w:t>
+            </w:r>
+          </w:p>
+        </w:tc>
+        <w:tc>
+          <w:tcPr>
+            <w:tcW w:type="dxa" w:w="2160"/>
+          </w:tcPr>
+          <w:p>
+            <w:r>
+              <w:t>281亿</w:t>
+            </w:r>
+          </w:p>
+        </w:tc>
+        <w:tc>
+          <w:tcPr>
+            <w:tcW w:type="dxa" w:w="2160"/>
+          </w:tcPr>
+          <w:p>
+            <w:r>
+              <w:t>16%</w:t>
             </w:r>
           </w:p>
         </w:tc>
@@ -992,37 +996,37 @@
           </w:tcPr>
           <w:p>
             <w:r>
-              <w:t>天益科技有限公司</w:t>
-            </w:r>
-          </w:p>
-        </w:tc>
-        <w:tc>
-          <w:tcPr>
-            <w:tcW w:type="dxa" w:w="2160"/>
-          </w:tcPr>
-          <w:p>
-            <w:r>
-              <w:t>半导体</w:t>
-            </w:r>
-          </w:p>
-        </w:tc>
-        <w:tc>
-          <w:tcPr>
-            <w:tcW w:type="dxa" w:w="2160"/>
-          </w:tcPr>
-          <w:p>
-            <w:r>
-              <w:t>244亿</w:t>
-            </w:r>
-          </w:p>
-        </w:tc>
-        <w:tc>
-          <w:tcPr>
-            <w:tcW w:type="dxa" w:w="2160"/>
-          </w:tcPr>
-          <w:p>
-            <w:r>
-              <w:t>11%</w:t>
+              <w:t>天开科技有限公司</w:t>
+            </w:r>
+          </w:p>
+        </w:tc>
+        <w:tc>
+          <w:tcPr>
+            <w:tcW w:type="dxa" w:w="2160"/>
+          </w:tcPr>
+          <w:p>
+            <w:r>
+              <w:t>消费科技</w:t>
+            </w:r>
+          </w:p>
+        </w:tc>
+        <w:tc>
+          <w:tcPr>
+            <w:tcW w:type="dxa" w:w="2160"/>
+          </w:tcPr>
+          <w:p>
+            <w:r>
+              <w:t>292亿</w:t>
+            </w:r>
+          </w:p>
+        </w:tc>
+        <w:tc>
+          <w:tcPr>
+            <w:tcW w:type="dxa" w:w="2160"/>
+          </w:tcPr>
+          <w:p>
+            <w:r>
+              <w:t>25%</w:t>
             </w:r>
           </w:p>
         </w:tc>
@@ -1034,37 +1038,37 @@
           </w:tcPr>
           <w:p>
             <w:r>
-              <w:t>创汇传媒有限公司</w:t>
-            </w:r>
-          </w:p>
-        </w:tc>
-        <w:tc>
-          <w:tcPr>
-            <w:tcW w:type="dxa" w:w="2160"/>
-          </w:tcPr>
-          <w:p>
-            <w:r>
-              <w:t>新能源</w:t>
-            </w:r>
-          </w:p>
-        </w:tc>
-        <w:tc>
-          <w:tcPr>
-            <w:tcW w:type="dxa" w:w="2160"/>
-          </w:tcPr>
-          <w:p>
-            <w:r>
-              <w:t>253亿</w:t>
-            </w:r>
-          </w:p>
-        </w:tc>
-        <w:tc>
-          <w:tcPr>
-            <w:tcW w:type="dxa" w:w="2160"/>
-          </w:tcPr>
-          <w:p>
-            <w:r>
-              <w:t>19%</w:t>
+              <w:t>新格林耐特网络有限公司</w:t>
+            </w:r>
+          </w:p>
+        </w:tc>
+        <w:tc>
+          <w:tcPr>
+            <w:tcW w:type="dxa" w:w="2160"/>
+          </w:tcPr>
+          <w:p>
+            <w:r>
+              <w:t>人工智能</w:t>
+            </w:r>
+          </w:p>
+        </w:tc>
+        <w:tc>
+          <w:tcPr>
+            <w:tcW w:type="dxa" w:w="2160"/>
+          </w:tcPr>
+          <w:p>
+            <w:r>
+              <w:t>519亿</w:t>
+            </w:r>
+          </w:p>
+        </w:tc>
+        <w:tc>
+          <w:tcPr>
+            <w:tcW w:type="dxa" w:w="2160"/>
+          </w:tcPr>
+          <w:p>
+            <w:r>
+              <w:t>11%</w:t>
             </w:r>
           </w:p>
         </w:tc>
@@ -1076,37 +1080,37 @@
           </w:tcPr>
           <w:p>
             <w:r>
-              <w:t>创联世纪科技有限公司</w:t>
-            </w:r>
-          </w:p>
-        </w:tc>
-        <w:tc>
-          <w:tcPr>
-            <w:tcW w:type="dxa" w:w="2160"/>
-          </w:tcPr>
-          <w:p>
-            <w:r>
-              <w:t>医疗科技</w:t>
-            </w:r>
-          </w:p>
-        </w:tc>
-        <w:tc>
-          <w:tcPr>
-            <w:tcW w:type="dxa" w:w="2160"/>
-          </w:tcPr>
-          <w:p>
-            <w:r>
-              <w:t>150亿</w:t>
-            </w:r>
-          </w:p>
-        </w:tc>
-        <w:tc>
-          <w:tcPr>
-            <w:tcW w:type="dxa" w:w="2160"/>
-          </w:tcPr>
-          <w:p>
-            <w:r>
-              <w:t>20%</w:t>
+              <w:t>飞海科技传媒有限公司</w:t>
+            </w:r>
+          </w:p>
+        </w:tc>
+        <w:tc>
+          <w:tcPr>
+            <w:tcW w:type="dxa" w:w="2160"/>
+          </w:tcPr>
+          <w:p>
+            <w:r>
+              <w:t>消费科技</w:t>
+            </w:r>
+          </w:p>
+        </w:tc>
+        <w:tc>
+          <w:tcPr>
+            <w:tcW w:type="dxa" w:w="2160"/>
+          </w:tcPr>
+          <w:p>
+            <w:r>
+              <w:t>430亿</w:t>
+            </w:r>
+          </w:p>
+        </w:tc>
+        <w:tc>
+          <w:tcPr>
+            <w:tcW w:type="dxa" w:w="2160"/>
+          </w:tcPr>
+          <w:p>
+            <w:r>
+              <w:t>23%</w:t>
             </w:r>
           </w:p>
         </w:tc>
@@ -1118,37 +1122,37 @@
           </w:tcPr>
           <w:p>
             <w:r>
-              <w:t>鸿睿思博网络有限公司</w:t>
-            </w:r>
-          </w:p>
-        </w:tc>
-        <w:tc>
-          <w:tcPr>
-            <w:tcW w:type="dxa" w:w="2160"/>
-          </w:tcPr>
-          <w:p>
-            <w:r>
-              <w:t>新能源</w:t>
-            </w:r>
-          </w:p>
-        </w:tc>
-        <w:tc>
-          <w:tcPr>
-            <w:tcW w:type="dxa" w:w="2160"/>
-          </w:tcPr>
-          <w:p>
-            <w:r>
-              <w:t>407亿</w:t>
-            </w:r>
-          </w:p>
-        </w:tc>
-        <w:tc>
-          <w:tcPr>
-            <w:tcW w:type="dxa" w:w="2160"/>
-          </w:tcPr>
-          <w:p>
-            <w:r>
-              <w:t>21%</w:t>
+              <w:t>方正科技信息有限公司</w:t>
+            </w:r>
+          </w:p>
+        </w:tc>
+        <w:tc>
+          <w:tcPr>
+            <w:tcW w:type="dxa" w:w="2160"/>
+          </w:tcPr>
+          <w:p>
+            <w:r>
+              <w:t>消费科技</w:t>
+            </w:r>
+          </w:p>
+        </w:tc>
+        <w:tc>
+          <w:tcPr>
+            <w:tcW w:type="dxa" w:w="2160"/>
+          </w:tcPr>
+          <w:p>
+            <w:r>
+              <w:t>344亿</w:t>
+            </w:r>
+          </w:p>
+        </w:tc>
+        <w:tc>
+          <w:tcPr>
+            <w:tcW w:type="dxa" w:w="2160"/>
+          </w:tcPr>
+          <w:p>
+            <w:r>
+              <w:t>24%</w:t>
             </w:r>
           </w:p>
         </w:tc>
@@ -1160,37 +1164,37 @@
           </w:tcPr>
           <w:p>
             <w:r>
-              <w:t>精芯信息有限公司</w:t>
-            </w:r>
-          </w:p>
-        </w:tc>
-        <w:tc>
-          <w:tcPr>
-            <w:tcW w:type="dxa" w:w="2160"/>
-          </w:tcPr>
-          <w:p>
-            <w:r>
-              <w:t>消费科技</w:t>
-            </w:r>
-          </w:p>
-        </w:tc>
-        <w:tc>
-          <w:tcPr>
-            <w:tcW w:type="dxa" w:w="2160"/>
-          </w:tcPr>
-          <w:p>
-            <w:r>
-              <w:t>702亿</w:t>
-            </w:r>
-          </w:p>
-        </w:tc>
-        <w:tc>
-          <w:tcPr>
-            <w:tcW w:type="dxa" w:w="2160"/>
-          </w:tcPr>
-          <w:p>
-            <w:r>
-              <w:t>13%</w:t>
+              <w:t>图龙信息传媒有限公司</w:t>
+            </w:r>
+          </w:p>
+        </w:tc>
+        <w:tc>
+          <w:tcPr>
+            <w:tcW w:type="dxa" w:w="2160"/>
+          </w:tcPr>
+          <w:p>
+            <w:r>
+              <w:t>机器人</w:t>
+            </w:r>
+          </w:p>
+        </w:tc>
+        <w:tc>
+          <w:tcPr>
+            <w:tcW w:type="dxa" w:w="2160"/>
+          </w:tcPr>
+          <w:p>
+            <w:r>
+              <w:t>210亿</w:t>
+            </w:r>
+          </w:p>
+        </w:tc>
+        <w:tc>
+          <w:tcPr>
+            <w:tcW w:type="dxa" w:w="2160"/>
+          </w:tcPr>
+          <w:p>
+            <w:r>
+              <w:t>24%</w:t>
             </w:r>
           </w:p>
         </w:tc>
@@ -1202,37 +1206,37 @@
           </w:tcPr>
           <w:p>
             <w:r>
-              <w:t>飞利信科技有限公司</w:t>
-            </w:r>
-          </w:p>
-        </w:tc>
-        <w:tc>
-          <w:tcPr>
-            <w:tcW w:type="dxa" w:w="2160"/>
-          </w:tcPr>
-          <w:p>
-            <w:r>
-              <w:t>新能源</w:t>
-            </w:r>
-          </w:p>
-        </w:tc>
-        <w:tc>
-          <w:tcPr>
-            <w:tcW w:type="dxa" w:w="2160"/>
-          </w:tcPr>
-          <w:p>
-            <w:r>
-              <w:t>141亿</w:t>
-            </w:r>
-          </w:p>
-        </w:tc>
-        <w:tc>
-          <w:tcPr>
-            <w:tcW w:type="dxa" w:w="2160"/>
-          </w:tcPr>
-          <w:p>
-            <w:r>
-              <w:t>30%</w:t>
+              <w:t>巨奥传媒有限公司</w:t>
+            </w:r>
+          </w:p>
+        </w:tc>
+        <w:tc>
+          <w:tcPr>
+            <w:tcW w:type="dxa" w:w="2160"/>
+          </w:tcPr>
+          <w:p>
+            <w:r>
+              <w:t>人工智能</w:t>
+            </w:r>
+          </w:p>
+        </w:tc>
+        <w:tc>
+          <w:tcPr>
+            <w:tcW w:type="dxa" w:w="2160"/>
+          </w:tcPr>
+          <w:p>
+            <w:r>
+              <w:t>389亿</w:t>
+            </w:r>
+          </w:p>
+        </w:tc>
+        <w:tc>
+          <w:tcPr>
+            <w:tcW w:type="dxa" w:w="2160"/>
+          </w:tcPr>
+          <w:p>
+            <w:r>
+              <w:t>11%</w:t>
             </w:r>
           </w:p>
         </w:tc>
@@ -1244,37 +1248,37 @@
           </w:tcPr>
           <w:p>
             <w:r>
-              <w:t>银嘉信息有限公司</w:t>
-            </w:r>
-          </w:p>
-        </w:tc>
-        <w:tc>
-          <w:tcPr>
-            <w:tcW w:type="dxa" w:w="2160"/>
-          </w:tcPr>
-          <w:p>
-            <w:r>
-              <w:t>消费科技</w:t>
-            </w:r>
-          </w:p>
-        </w:tc>
-        <w:tc>
-          <w:tcPr>
-            <w:tcW w:type="dxa" w:w="2160"/>
-          </w:tcPr>
-          <w:p>
-            <w:r>
-              <w:t>708亿</w:t>
-            </w:r>
-          </w:p>
-        </w:tc>
-        <w:tc>
-          <w:tcPr>
-            <w:tcW w:type="dxa" w:w="2160"/>
-          </w:tcPr>
-          <w:p>
-            <w:r>
-              <w:t>29%</w:t>
+              <w:t>通际名联科技有限公司</w:t>
+            </w:r>
+          </w:p>
+        </w:tc>
+        <w:tc>
+          <w:tcPr>
+            <w:tcW w:type="dxa" w:w="2160"/>
+          </w:tcPr>
+          <w:p>
+            <w:r>
+              <w:t>人工智能</w:t>
+            </w:r>
+          </w:p>
+        </w:tc>
+        <w:tc>
+          <w:tcPr>
+            <w:tcW w:type="dxa" w:w="2160"/>
+          </w:tcPr>
+          <w:p>
+            <w:r>
+              <w:t>580亿</w:t>
+            </w:r>
+          </w:p>
+        </w:tc>
+        <w:tc>
+          <w:tcPr>
+            <w:tcW w:type="dxa" w:w="2160"/>
+          </w:tcPr>
+          <w:p>
+            <w:r>
+              <w:t>25%</w:t>
             </w:r>
           </w:p>
         </w:tc>
@@ -1286,37 +1290,37 @@
           </w:tcPr>
           <w:p>
             <w:r>
-              <w:t>立信电子网络有限公司</w:t>
-            </w:r>
-          </w:p>
-        </w:tc>
-        <w:tc>
-          <w:tcPr>
-            <w:tcW w:type="dxa" w:w="2160"/>
-          </w:tcPr>
-          <w:p>
-            <w:r>
-              <w:t>云计算</w:t>
-            </w:r>
-          </w:p>
-        </w:tc>
-        <w:tc>
-          <w:tcPr>
-            <w:tcW w:type="dxa" w:w="2160"/>
-          </w:tcPr>
-          <w:p>
-            <w:r>
-              <w:t>536亿</w:t>
-            </w:r>
-          </w:p>
-        </w:tc>
-        <w:tc>
-          <w:tcPr>
-            <w:tcW w:type="dxa" w:w="2160"/>
-          </w:tcPr>
-          <w:p>
-            <w:r>
-              <w:t>27%</w:t>
+              <w:t>戴硕电子网络有限公司</w:t>
+            </w:r>
+          </w:p>
+        </w:tc>
+        <w:tc>
+          <w:tcPr>
+            <w:tcW w:type="dxa" w:w="2160"/>
+          </w:tcPr>
+          <w:p>
+            <w:r>
+              <w:t>新能源</w:t>
+            </w:r>
+          </w:p>
+        </w:tc>
+        <w:tc>
+          <w:tcPr>
+            <w:tcW w:type="dxa" w:w="2160"/>
+          </w:tcPr>
+          <w:p>
+            <w:r>
+              <w:t>236亿</w:t>
+            </w:r>
+          </w:p>
+        </w:tc>
+        <w:tc>
+          <w:tcPr>
+            <w:tcW w:type="dxa" w:w="2160"/>
+          </w:tcPr>
+          <w:p>
+            <w:r>
+              <w:t>10%</w:t>
             </w:r>
           </w:p>
         </w:tc>
@@ -1328,37 +1332,37 @@
           </w:tcPr>
           <w:p>
             <w:r>
-              <w:t>快讯网络有限公司</w:t>
-            </w:r>
-          </w:p>
-        </w:tc>
-        <w:tc>
-          <w:tcPr>
-            <w:tcW w:type="dxa" w:w="2160"/>
-          </w:tcPr>
-          <w:p>
-            <w:r>
-              <w:t>新能源</w:t>
-            </w:r>
-          </w:p>
-        </w:tc>
-        <w:tc>
-          <w:tcPr>
-            <w:tcW w:type="dxa" w:w="2160"/>
-          </w:tcPr>
-          <w:p>
-            <w:r>
-              <w:t>764亿</w:t>
-            </w:r>
-          </w:p>
-        </w:tc>
-        <w:tc>
-          <w:tcPr>
-            <w:tcW w:type="dxa" w:w="2160"/>
-          </w:tcPr>
-          <w:p>
-            <w:r>
-              <w:t>24%</w:t>
+              <w:t>九方传媒有限公司</w:t>
+            </w:r>
+          </w:p>
+        </w:tc>
+        <w:tc>
+          <w:tcPr>
+            <w:tcW w:type="dxa" w:w="2160"/>
+          </w:tcPr>
+          <w:p>
+            <w:r>
+              <w:t>医疗科技</w:t>
+            </w:r>
+          </w:p>
+        </w:tc>
+        <w:tc>
+          <w:tcPr>
+            <w:tcW w:type="dxa" w:w="2160"/>
+          </w:tcPr>
+          <w:p>
+            <w:r>
+              <w:t>779亿</w:t>
+            </w:r>
+          </w:p>
+        </w:tc>
+        <w:tc>
+          <w:tcPr>
+            <w:tcW w:type="dxa" w:w="2160"/>
+          </w:tcPr>
+          <w:p>
+            <w:r>
+              <w:t>11%</w:t>
             </w:r>
           </w:p>
         </w:tc>
@@ -1370,37 +1374,37 @@
           </w:tcPr>
           <w:p>
             <w:r>
-              <w:t>雨林木风计算机网络有限公司</w:t>
-            </w:r>
-          </w:p>
-        </w:tc>
-        <w:tc>
-          <w:tcPr>
-            <w:tcW w:type="dxa" w:w="2160"/>
-          </w:tcPr>
-          <w:p>
-            <w:r>
-              <w:t>医疗科技</w:t>
-            </w:r>
-          </w:p>
-        </w:tc>
-        <w:tc>
-          <w:tcPr>
-            <w:tcW w:type="dxa" w:w="2160"/>
-          </w:tcPr>
-          <w:p>
-            <w:r>
-              <w:t>462亿</w:t>
-            </w:r>
-          </w:p>
-        </w:tc>
-        <w:tc>
-          <w:tcPr>
-            <w:tcW w:type="dxa" w:w="2160"/>
-          </w:tcPr>
-          <w:p>
-            <w:r>
-              <w:t>29%</w:t>
+              <w:t>创联世纪信息有限公司</w:t>
+            </w:r>
+          </w:p>
+        </w:tc>
+        <w:tc>
+          <w:tcPr>
+            <w:tcW w:type="dxa" w:w="2160"/>
+          </w:tcPr>
+          <w:p>
+            <w:r>
+              <w:t>云计算</w:t>
+            </w:r>
+          </w:p>
+        </w:tc>
+        <w:tc>
+          <w:tcPr>
+            <w:tcW w:type="dxa" w:w="2160"/>
+          </w:tcPr>
+          <w:p>
+            <w:r>
+              <w:t>209亿</w:t>
+            </w:r>
+          </w:p>
+        </w:tc>
+        <w:tc>
+          <w:tcPr>
+            <w:tcW w:type="dxa" w:w="2160"/>
+          </w:tcPr>
+          <w:p>
+            <w:r>
+              <w:t>13%</w:t>
             </w:r>
           </w:p>
         </w:tc>
@@ -1412,37 +1416,37 @@
           </w:tcPr>
           <w:p>
             <w:r>
-              <w:t>兰金电子网络有限公司</w:t>
-            </w:r>
-          </w:p>
-        </w:tc>
-        <w:tc>
-          <w:tcPr>
-            <w:tcW w:type="dxa" w:w="2160"/>
-          </w:tcPr>
-          <w:p>
-            <w:r>
-              <w:t>消费科技</w:t>
-            </w:r>
-          </w:p>
-        </w:tc>
-        <w:tc>
-          <w:tcPr>
-            <w:tcW w:type="dxa" w:w="2160"/>
-          </w:tcPr>
-          <w:p>
-            <w:r>
-              <w:t>536亿</w:t>
-            </w:r>
-          </w:p>
-        </w:tc>
-        <w:tc>
-          <w:tcPr>
-            <w:tcW w:type="dxa" w:w="2160"/>
-          </w:tcPr>
-          <w:p>
-            <w:r>
-              <w:t>9%</w:t>
+              <w:t>通际名联网络有限公司</w:t>
+            </w:r>
+          </w:p>
+        </w:tc>
+        <w:tc>
+          <w:tcPr>
+            <w:tcW w:type="dxa" w:w="2160"/>
+          </w:tcPr>
+          <w:p>
+            <w:r>
+              <w:t>机器人</w:t>
+            </w:r>
+          </w:p>
+        </w:tc>
+        <w:tc>
+          <w:tcPr>
+            <w:tcW w:type="dxa" w:w="2160"/>
+          </w:tcPr>
+          <w:p>
+            <w:r>
+              <w:t>213亿</w:t>
+            </w:r>
+          </w:p>
+        </w:tc>
+        <w:tc>
+          <w:tcPr>
+            <w:tcW w:type="dxa" w:w="2160"/>
+          </w:tcPr>
+          <w:p>
+            <w:r>
+              <w:t>7%</w:t>
             </w:r>
           </w:p>
         </w:tc>
@@ -1454,37 +1458,37 @@
           </w:tcPr>
           <w:p>
             <w:r>
-              <w:t>东方峻景网络有限公司</w:t>
-            </w:r>
-          </w:p>
-        </w:tc>
-        <w:tc>
-          <w:tcPr>
-            <w:tcW w:type="dxa" w:w="2160"/>
-          </w:tcPr>
-          <w:p>
-            <w:r>
-              <w:t>机器人</w:t>
-            </w:r>
-          </w:p>
-        </w:tc>
-        <w:tc>
-          <w:tcPr>
-            <w:tcW w:type="dxa" w:w="2160"/>
-          </w:tcPr>
-          <w:p>
-            <w:r>
-              <w:t>134亿</w:t>
-            </w:r>
-          </w:p>
-        </w:tc>
-        <w:tc>
-          <w:tcPr>
-            <w:tcW w:type="dxa" w:w="2160"/>
-          </w:tcPr>
-          <w:p>
-            <w:r>
-              <w:t>27%</w:t>
+              <w:t>鑫博腾飞信息有限公司</w:t>
+            </w:r>
+          </w:p>
+        </w:tc>
+        <w:tc>
+          <w:tcPr>
+            <w:tcW w:type="dxa" w:w="2160"/>
+          </w:tcPr>
+          <w:p>
+            <w:r>
+              <w:t>消费科技</w:t>
+            </w:r>
+          </w:p>
+        </w:tc>
+        <w:tc>
+          <w:tcPr>
+            <w:tcW w:type="dxa" w:w="2160"/>
+          </w:tcPr>
+          <w:p>
+            <w:r>
+              <w:t>689亿</w:t>
+            </w:r>
+          </w:p>
+        </w:tc>
+        <w:tc>
+          <w:tcPr>
+            <w:tcW w:type="dxa" w:w="2160"/>
+          </w:tcPr>
+          <w:p>
+            <w:r>
+              <w:t>22%</w:t>
             </w:r>
           </w:p>
         </w:tc>
@@ -1496,7 +1500,7 @@
           </w:tcPr>
           <w:p>
             <w:r>
-              <w:t>鸿睿思博信息有限公司</w:t>
+              <w:t>精芯信息有限公司</w:t>
             </w:r>
           </w:p>
         </w:tc>
@@ -1516,17 +1520,17 @@
           </w:tcPr>
           <w:p>
             <w:r>
-              <w:t>560亿</w:t>
-            </w:r>
-          </w:p>
-        </w:tc>
-        <w:tc>
-          <w:tcPr>
-            <w:tcW w:type="dxa" w:w="2160"/>
-          </w:tcPr>
-          <w:p>
-            <w:r>
-              <w:t>16%</w:t>
+              <w:t>730亿</w:t>
+            </w:r>
+          </w:p>
+        </w:tc>
+        <w:tc>
+          <w:tcPr>
+            <w:tcW w:type="dxa" w:w="2160"/>
+          </w:tcPr>
+          <w:p>
+            <w:r>
+              <w:t>15%</w:t>
             </w:r>
           </w:p>
         </w:tc>
@@ -1538,37 +1542,37 @@
           </w:tcPr>
           <w:p>
             <w:r>
-              <w:t>国讯网络有限公司</w:t>
-            </w:r>
-          </w:p>
-        </w:tc>
-        <w:tc>
-          <w:tcPr>
-            <w:tcW w:type="dxa" w:w="2160"/>
-          </w:tcPr>
-          <w:p>
-            <w:r>
-              <w:t>云计算</w:t>
-            </w:r>
-          </w:p>
-        </w:tc>
-        <w:tc>
-          <w:tcPr>
-            <w:tcW w:type="dxa" w:w="2160"/>
-          </w:tcPr>
-          <w:p>
-            <w:r>
-              <w:t>286亿</w:t>
-            </w:r>
-          </w:p>
-        </w:tc>
-        <w:tc>
-          <w:tcPr>
-            <w:tcW w:type="dxa" w:w="2160"/>
-          </w:tcPr>
-          <w:p>
-            <w:r>
-              <w:t>25%</w:t>
+              <w:t>天开科技有限公司</w:t>
+            </w:r>
+          </w:p>
+        </w:tc>
+        <w:tc>
+          <w:tcPr>
+            <w:tcW w:type="dxa" w:w="2160"/>
+          </w:tcPr>
+          <w:p>
+            <w:r>
+              <w:t>消费科技</w:t>
+            </w:r>
+          </w:p>
+        </w:tc>
+        <w:tc>
+          <w:tcPr>
+            <w:tcW w:type="dxa" w:w="2160"/>
+          </w:tcPr>
+          <w:p>
+            <w:r>
+              <w:t>770亿</w:t>
+            </w:r>
+          </w:p>
+        </w:tc>
+        <w:tc>
+          <w:tcPr>
+            <w:tcW w:type="dxa" w:w="2160"/>
+          </w:tcPr>
+          <w:p>
+            <w:r>
+              <w:t>7%</w:t>
             </w:r>
           </w:p>
         </w:tc>
@@ -1580,1585 +1584,6 @@
       </w:pPr>
       <w:r>
         <w:t>行业分析 3</w:t>
-      </w:r>
-    </w:p>
-    <w:p>
-      <w:r>
-        <w:br/>
-        <w:t>根据内部财务模型测算，迪摩科技有限公司 在未来三年</w:t>
-        <w:br/>
-        <w:t>收入复合增长率预计可达到 19% 左右。</w:t>
-        <w:br/>
-        <w:t>该预测基于行业需求增长以及公司产能扩张计划。</w:t>
-        <w:br/>
-      </w:r>
-    </w:p>
-    <w:p>
-      <w:r>
-        <w:br/>
-        <w:t>华辰资本旗下的 HC Energy Transition Fund 在最近的资产配置会议中</w:t>
-        <w:br/>
-        <w:t>讨论了 半导体 行业的投资机会，并对 华远软件信息有限公司</w:t>
-        <w:br/>
-        <w:t>进行了重点评估。</w:t>
-        <w:br/>
-      </w:r>
-    </w:p>
-    <w:p>
-      <w:r>
-        <w:br/>
-        <w:t>根据内部财务模型测算，艾提科信科技有限公司 在未来三年</w:t>
-        <w:br/>
-        <w:t>收入复合增长率预计可达到 30% 左右。</w:t>
-        <w:br/>
-        <w:t>该预测基于行业需求增长以及公司产能扩张计划。</w:t>
-        <w:br/>
-      </w:r>
-    </w:p>
-    <w:p>
-      <w:r>
-        <w:br/>
-        <w:t>从产业链角度看，消费科技 行业主要由上游设备厂商、</w:t>
-        <w:br/>
-        <w:t>中游平台企业以及下游应用厂商组成。</w:t>
-        <w:br/>
-        <w:t>精芯信息有限公司 主要位于产业链的 下游 环节。</w:t>
-        <w:br/>
-      </w:r>
-    </w:p>
-    <w:p>
-      <w:r>
-        <w:br/>
-        <w:t>新宇龙信息传媒有限公司 是中国 机器人 行业的重要企业之一。</w:t>
-        <w:br/>
-        <w:t>根据华辰资本 资产配置委员会 的研究，该公司成立于 2018 年，</w:t>
-        <w:br/>
-        <w:t>目前员工规模约 6070 人。公司近年来持续加大研发投入，</w:t>
-        <w:br/>
-        <w:t>在核心技术方面形成了较强的竞争壁垒。</w:t>
-        <w:br/>
-      </w:r>
-    </w:p>
-    <w:p>
-      <w:r>
-        <w:br/>
-        <w:t>从产业链角度看，新能源 行业主要由上游设备厂商、</w:t>
-        <w:br/>
-        <w:t>中游平台企业以及下游应用厂商组成。</w:t>
-        <w:br/>
-        <w:t>九方网络有限公司 主要位于产业链的 下游 环节。</w:t>
-        <w:br/>
-      </w:r>
-    </w:p>
-    <w:p>
-      <w:r>
-        <w:br/>
-        <w:t>从产业链角度看，机器人 行业主要由上游设备厂商、</w:t>
-        <w:br/>
-        <w:t>中游平台企业以及下游应用厂商组成。</w:t>
-        <w:br/>
-        <w:t>艾提科信科技有限公司 主要位于产业链的 中游 环节。</w:t>
-        <w:br/>
-      </w:r>
-    </w:p>
-    <w:p>
-      <w:r>
-        <w:br/>
-        <w:t>华辰资本旗下的 HC Alpha Growth Fund 在最近的资产配置会议中</w:t>
-        <w:br/>
-        <w:t>讨论了 新能源 行业的投资机会，并对 鸿睿思博网络有限公司</w:t>
-        <w:br/>
-        <w:t>进行了重点评估。</w:t>
-        <w:br/>
-      </w:r>
-    </w:p>
-    <w:tbl>
-      <w:tblPr>
-        <w:tblW w:type="auto" w:w="0"/>
-        <w:tblLook w:firstColumn="1" w:firstRow="1" w:lastColumn="0" w:lastRow="0" w:noHBand="0" w:noVBand="1" w:val="04A0"/>
-      </w:tblPr>
-      <w:tblGrid>
-        <w:gridCol w:w="2160"/>
-        <w:gridCol w:w="2160"/>
-        <w:gridCol w:w="2160"/>
-        <w:gridCol w:w="2160"/>
-      </w:tblGrid>
-      <w:tr>
-        <w:tc>
-          <w:tcPr>
-            <w:tcW w:type="dxa" w:w="2160"/>
-          </w:tcPr>
-          <w:p>
-            <w:r>
-              <w:t>公司</w:t>
-            </w:r>
-          </w:p>
-        </w:tc>
-        <w:tc>
-          <w:tcPr>
-            <w:tcW w:type="dxa" w:w="2160"/>
-          </w:tcPr>
-          <w:p>
-            <w:r>
-              <w:t>行业</w:t>
-            </w:r>
-          </w:p>
-        </w:tc>
-        <w:tc>
-          <w:tcPr>
-            <w:tcW w:type="dxa" w:w="2160"/>
-          </w:tcPr>
-          <w:p>
-            <w:r>
-              <w:t>市值</w:t>
-            </w:r>
-          </w:p>
-        </w:tc>
-        <w:tc>
-          <w:tcPr>
-            <w:tcW w:type="dxa" w:w="2160"/>
-          </w:tcPr>
-          <w:p>
-            <w:r>
-              <w:t>增长率</w:t>
-            </w:r>
-          </w:p>
-        </w:tc>
-      </w:tr>
-      <w:tr>
-        <w:tc>
-          <w:tcPr>
-            <w:tcW w:type="dxa" w:w="2160"/>
-          </w:tcPr>
-          <w:p>
-            <w:r>
-              <w:t>济南亿次元网络有限公司</w:t>
-            </w:r>
-          </w:p>
-        </w:tc>
-        <w:tc>
-          <w:tcPr>
-            <w:tcW w:type="dxa" w:w="2160"/>
-          </w:tcPr>
-          <w:p>
-            <w:r>
-              <w:t>机器人</w:t>
-            </w:r>
-          </w:p>
-        </w:tc>
-        <w:tc>
-          <w:tcPr>
-            <w:tcW w:type="dxa" w:w="2160"/>
-          </w:tcPr>
-          <w:p>
-            <w:r>
-              <w:t>597亿</w:t>
-            </w:r>
-          </w:p>
-        </w:tc>
-        <w:tc>
-          <w:tcPr>
-            <w:tcW w:type="dxa" w:w="2160"/>
-          </w:tcPr>
-          <w:p>
-            <w:r>
-              <w:t>20%</w:t>
-            </w:r>
-          </w:p>
-        </w:tc>
-      </w:tr>
-      <w:tr>
-        <w:tc>
-          <w:tcPr>
-            <w:tcW w:type="dxa" w:w="2160"/>
-          </w:tcPr>
-          <w:p>
-            <w:r>
-              <w:t>天益信息有限公司</w:t>
-            </w:r>
-          </w:p>
-        </w:tc>
-        <w:tc>
-          <w:tcPr>
-            <w:tcW w:type="dxa" w:w="2160"/>
-          </w:tcPr>
-          <w:p>
-            <w:r>
-              <w:t>云计算</w:t>
-            </w:r>
-          </w:p>
-        </w:tc>
-        <w:tc>
-          <w:tcPr>
-            <w:tcW w:type="dxa" w:w="2160"/>
-          </w:tcPr>
-          <w:p>
-            <w:r>
-              <w:t>271亿</w:t>
-            </w:r>
-          </w:p>
-        </w:tc>
-        <w:tc>
-          <w:tcPr>
-            <w:tcW w:type="dxa" w:w="2160"/>
-          </w:tcPr>
-          <w:p>
-            <w:r>
-              <w:t>21%</w:t>
-            </w:r>
-          </w:p>
-        </w:tc>
-      </w:tr>
-      <w:tr>
-        <w:tc>
-          <w:tcPr>
-            <w:tcW w:type="dxa" w:w="2160"/>
-          </w:tcPr>
-          <w:p>
-            <w:r>
-              <w:t>天益科技有限公司</w:t>
-            </w:r>
-          </w:p>
-        </w:tc>
-        <w:tc>
-          <w:tcPr>
-            <w:tcW w:type="dxa" w:w="2160"/>
-          </w:tcPr>
-          <w:p>
-            <w:r>
-              <w:t>半导体</w:t>
-            </w:r>
-          </w:p>
-        </w:tc>
-        <w:tc>
-          <w:tcPr>
-            <w:tcW w:type="dxa" w:w="2160"/>
-          </w:tcPr>
-          <w:p>
-            <w:r>
-              <w:t>487亿</w:t>
-            </w:r>
-          </w:p>
-        </w:tc>
-        <w:tc>
-          <w:tcPr>
-            <w:tcW w:type="dxa" w:w="2160"/>
-          </w:tcPr>
-          <w:p>
-            <w:r>
-              <w:t>18%</w:t>
-            </w:r>
-          </w:p>
-        </w:tc>
-      </w:tr>
-      <w:tr>
-        <w:tc>
-          <w:tcPr>
-            <w:tcW w:type="dxa" w:w="2160"/>
-          </w:tcPr>
-          <w:p>
-            <w:r>
-              <w:t>凌云网络有限公司</w:t>
-            </w:r>
-          </w:p>
-        </w:tc>
-        <w:tc>
-          <w:tcPr>
-            <w:tcW w:type="dxa" w:w="2160"/>
-          </w:tcPr>
-          <w:p>
-            <w:r>
-              <w:t>医疗科技</w:t>
-            </w:r>
-          </w:p>
-        </w:tc>
-        <w:tc>
-          <w:tcPr>
-            <w:tcW w:type="dxa" w:w="2160"/>
-          </w:tcPr>
-          <w:p>
-            <w:r>
-              <w:t>557亿</w:t>
-            </w:r>
-          </w:p>
-        </w:tc>
-        <w:tc>
-          <w:tcPr>
-            <w:tcW w:type="dxa" w:w="2160"/>
-          </w:tcPr>
-          <w:p>
-            <w:r>
-              <w:t>26%</w:t>
-            </w:r>
-          </w:p>
-        </w:tc>
-      </w:tr>
-      <w:tr>
-        <w:tc>
-          <w:tcPr>
-            <w:tcW w:type="dxa" w:w="2160"/>
-          </w:tcPr>
-          <w:p>
-            <w:r>
-              <w:t>鸿睿思博信息有限公司</w:t>
-            </w:r>
-          </w:p>
-        </w:tc>
-        <w:tc>
-          <w:tcPr>
-            <w:tcW w:type="dxa" w:w="2160"/>
-          </w:tcPr>
-          <w:p>
-            <w:r>
-              <w:t>半导体</w:t>
-            </w:r>
-          </w:p>
-        </w:tc>
-        <w:tc>
-          <w:tcPr>
-            <w:tcW w:type="dxa" w:w="2160"/>
-          </w:tcPr>
-          <w:p>
-            <w:r>
-              <w:t>361亿</w:t>
-            </w:r>
-          </w:p>
-        </w:tc>
-        <w:tc>
-          <w:tcPr>
-            <w:tcW w:type="dxa" w:w="2160"/>
-          </w:tcPr>
-          <w:p>
-            <w:r>
-              <w:t>27%</w:t>
-            </w:r>
-          </w:p>
-        </w:tc>
-      </w:tr>
-      <w:tr>
-        <w:tc>
-          <w:tcPr>
-            <w:tcW w:type="dxa" w:w="2160"/>
-          </w:tcPr>
-          <w:p>
-            <w:r>
-              <w:t>南康网络有限公司</w:t>
-            </w:r>
-          </w:p>
-        </w:tc>
-        <w:tc>
-          <w:tcPr>
-            <w:tcW w:type="dxa" w:w="2160"/>
-          </w:tcPr>
-          <w:p>
-            <w:r>
-              <w:t>消费科技</w:t>
-            </w:r>
-          </w:p>
-        </w:tc>
-        <w:tc>
-          <w:tcPr>
-            <w:tcW w:type="dxa" w:w="2160"/>
-          </w:tcPr>
-          <w:p>
-            <w:r>
-              <w:t>786亿</w:t>
-            </w:r>
-          </w:p>
-        </w:tc>
-        <w:tc>
-          <w:tcPr>
-            <w:tcW w:type="dxa" w:w="2160"/>
-          </w:tcPr>
-          <w:p>
-            <w:r>
-              <w:t>20%</w:t>
-            </w:r>
-          </w:p>
-        </w:tc>
-      </w:tr>
-      <w:tr>
-        <w:tc>
-          <w:tcPr>
-            <w:tcW w:type="dxa" w:w="2160"/>
-          </w:tcPr>
-          <w:p>
-            <w:r>
-              <w:t>万迅电脑网络有限公司</w:t>
-            </w:r>
-          </w:p>
-        </w:tc>
-        <w:tc>
-          <w:tcPr>
-            <w:tcW w:type="dxa" w:w="2160"/>
-          </w:tcPr>
-          <w:p>
-            <w:r>
-              <w:t>半导体</w:t>
-            </w:r>
-          </w:p>
-        </w:tc>
-        <w:tc>
-          <w:tcPr>
-            <w:tcW w:type="dxa" w:w="2160"/>
-          </w:tcPr>
-          <w:p>
-            <w:r>
-              <w:t>761亿</w:t>
-            </w:r>
-          </w:p>
-        </w:tc>
-        <w:tc>
-          <w:tcPr>
-            <w:tcW w:type="dxa" w:w="2160"/>
-          </w:tcPr>
-          <w:p>
-            <w:r>
-              <w:t>15%</w:t>
-            </w:r>
-          </w:p>
-        </w:tc>
-      </w:tr>
-      <w:tr>
-        <w:tc>
-          <w:tcPr>
-            <w:tcW w:type="dxa" w:w="2160"/>
-          </w:tcPr>
-          <w:p>
-            <w:r>
-              <w:t>精芯信息有限公司</w:t>
-            </w:r>
-          </w:p>
-        </w:tc>
-        <w:tc>
-          <w:tcPr>
-            <w:tcW w:type="dxa" w:w="2160"/>
-          </w:tcPr>
-          <w:p>
-            <w:r>
-              <w:t>消费科技</w:t>
-            </w:r>
-          </w:p>
-        </w:tc>
-        <w:tc>
-          <w:tcPr>
-            <w:tcW w:type="dxa" w:w="2160"/>
-          </w:tcPr>
-          <w:p>
-            <w:r>
-              <w:t>170亿</w:t>
-            </w:r>
-          </w:p>
-        </w:tc>
-        <w:tc>
-          <w:tcPr>
-            <w:tcW w:type="dxa" w:w="2160"/>
-          </w:tcPr>
-          <w:p>
-            <w:r>
-              <w:t>12%</w:t>
-            </w:r>
-          </w:p>
-        </w:tc>
-      </w:tr>
-      <w:tr>
-        <w:tc>
-          <w:tcPr>
-            <w:tcW w:type="dxa" w:w="2160"/>
-          </w:tcPr>
-          <w:p>
-            <w:r>
-              <w:t>富罳信息有限公司</w:t>
-            </w:r>
-          </w:p>
-        </w:tc>
-        <w:tc>
-          <w:tcPr>
-            <w:tcW w:type="dxa" w:w="2160"/>
-          </w:tcPr>
-          <w:p>
-            <w:r>
-              <w:t>医疗科技</w:t>
-            </w:r>
-          </w:p>
-        </w:tc>
-        <w:tc>
-          <w:tcPr>
-            <w:tcW w:type="dxa" w:w="2160"/>
-          </w:tcPr>
-          <w:p>
-            <w:r>
-              <w:t>414亿</w:t>
-            </w:r>
-          </w:p>
-        </w:tc>
-        <w:tc>
-          <w:tcPr>
-            <w:tcW w:type="dxa" w:w="2160"/>
-          </w:tcPr>
-          <w:p>
-            <w:r>
-              <w:t>5%</w:t>
-            </w:r>
-          </w:p>
-        </w:tc>
-      </w:tr>
-      <w:tr>
-        <w:tc>
-          <w:tcPr>
-            <w:tcW w:type="dxa" w:w="2160"/>
-          </w:tcPr>
-          <w:p>
-            <w:r>
-              <w:t>精芯科技有限公司</w:t>
-            </w:r>
-          </w:p>
-        </w:tc>
-        <w:tc>
-          <w:tcPr>
-            <w:tcW w:type="dxa" w:w="2160"/>
-          </w:tcPr>
-          <w:p>
-            <w:r>
-              <w:t>云计算</w:t>
-            </w:r>
-          </w:p>
-        </w:tc>
-        <w:tc>
-          <w:tcPr>
-            <w:tcW w:type="dxa" w:w="2160"/>
-          </w:tcPr>
-          <w:p>
-            <w:r>
-              <w:t>319亿</w:t>
-            </w:r>
-          </w:p>
-        </w:tc>
-        <w:tc>
-          <w:tcPr>
-            <w:tcW w:type="dxa" w:w="2160"/>
-          </w:tcPr>
-          <w:p>
-            <w:r>
-              <w:t>14%</w:t>
-            </w:r>
-          </w:p>
-        </w:tc>
-      </w:tr>
-      <w:tr>
-        <w:tc>
-          <w:tcPr>
-            <w:tcW w:type="dxa" w:w="2160"/>
-          </w:tcPr>
-          <w:p>
-            <w:r>
-              <w:t>和泰科技有限公司</w:t>
-            </w:r>
-          </w:p>
-        </w:tc>
-        <w:tc>
-          <w:tcPr>
-            <w:tcW w:type="dxa" w:w="2160"/>
-          </w:tcPr>
-          <w:p>
-            <w:r>
-              <w:t>人工智能</w:t>
-            </w:r>
-          </w:p>
-        </w:tc>
-        <w:tc>
-          <w:tcPr>
-            <w:tcW w:type="dxa" w:w="2160"/>
-          </w:tcPr>
-          <w:p>
-            <w:r>
-              <w:t>120亿</w:t>
-            </w:r>
-          </w:p>
-        </w:tc>
-        <w:tc>
-          <w:tcPr>
-            <w:tcW w:type="dxa" w:w="2160"/>
-          </w:tcPr>
-          <w:p>
-            <w:r>
-              <w:t>21%</w:t>
-            </w:r>
-          </w:p>
-        </w:tc>
-      </w:tr>
-      <w:tr>
-        <w:tc>
-          <w:tcPr>
-            <w:tcW w:type="dxa" w:w="2160"/>
-          </w:tcPr>
-          <w:p>
-            <w:r>
-              <w:t>天益信息有限公司</w:t>
-            </w:r>
-          </w:p>
-        </w:tc>
-        <w:tc>
-          <w:tcPr>
-            <w:tcW w:type="dxa" w:w="2160"/>
-          </w:tcPr>
-          <w:p>
-            <w:r>
-              <w:t>云计算</w:t>
-            </w:r>
-          </w:p>
-        </w:tc>
-        <w:tc>
-          <w:tcPr>
-            <w:tcW w:type="dxa" w:w="2160"/>
-          </w:tcPr>
-          <w:p>
-            <w:r>
-              <w:t>442亿</w:t>
-            </w:r>
-          </w:p>
-        </w:tc>
-        <w:tc>
-          <w:tcPr>
-            <w:tcW w:type="dxa" w:w="2160"/>
-          </w:tcPr>
-          <w:p>
-            <w:r>
-              <w:t>16%</w:t>
-            </w:r>
-          </w:p>
-        </w:tc>
-      </w:tr>
-      <w:tr>
-        <w:tc>
-          <w:tcPr>
-            <w:tcW w:type="dxa" w:w="2160"/>
-          </w:tcPr>
-          <w:p>
-            <w:r>
-              <w:t>雨林木风计算机网络有限公司</w:t>
-            </w:r>
-          </w:p>
-        </w:tc>
-        <w:tc>
-          <w:tcPr>
-            <w:tcW w:type="dxa" w:w="2160"/>
-          </w:tcPr>
-          <w:p>
-            <w:r>
-              <w:t>医疗科技</w:t>
-            </w:r>
-          </w:p>
-        </w:tc>
-        <w:tc>
-          <w:tcPr>
-            <w:tcW w:type="dxa" w:w="2160"/>
-          </w:tcPr>
-          <w:p>
-            <w:r>
-              <w:t>471亿</w:t>
-            </w:r>
-          </w:p>
-        </w:tc>
-        <w:tc>
-          <w:tcPr>
-            <w:tcW w:type="dxa" w:w="2160"/>
-          </w:tcPr>
-          <w:p>
-            <w:r>
-              <w:t>7%</w:t>
-            </w:r>
-          </w:p>
-        </w:tc>
-      </w:tr>
-      <w:tr>
-        <w:tc>
-          <w:tcPr>
-            <w:tcW w:type="dxa" w:w="2160"/>
-          </w:tcPr>
-          <w:p>
-            <w:r>
-              <w:t>万迅电脑网络有限公司</w:t>
-            </w:r>
-          </w:p>
-        </w:tc>
-        <w:tc>
-          <w:tcPr>
-            <w:tcW w:type="dxa" w:w="2160"/>
-          </w:tcPr>
-          <w:p>
-            <w:r>
-              <w:t>半导体</w:t>
-            </w:r>
-          </w:p>
-        </w:tc>
-        <w:tc>
-          <w:tcPr>
-            <w:tcW w:type="dxa" w:w="2160"/>
-          </w:tcPr>
-          <w:p>
-            <w:r>
-              <w:t>442亿</w:t>
-            </w:r>
-          </w:p>
-        </w:tc>
-        <w:tc>
-          <w:tcPr>
-            <w:tcW w:type="dxa" w:w="2160"/>
-          </w:tcPr>
-          <w:p>
-            <w:r>
-              <w:t>27%</w:t>
-            </w:r>
-          </w:p>
-        </w:tc>
-      </w:tr>
-      <w:tr>
-        <w:tc>
-          <w:tcPr>
-            <w:tcW w:type="dxa" w:w="2160"/>
-          </w:tcPr>
-          <w:p>
-            <w:r>
-              <w:t>银嘉信息有限公司</w:t>
-            </w:r>
-          </w:p>
-        </w:tc>
-        <w:tc>
-          <w:tcPr>
-            <w:tcW w:type="dxa" w:w="2160"/>
-          </w:tcPr>
-          <w:p>
-            <w:r>
-              <w:t>消费科技</w:t>
-            </w:r>
-          </w:p>
-        </w:tc>
-        <w:tc>
-          <w:tcPr>
-            <w:tcW w:type="dxa" w:w="2160"/>
-          </w:tcPr>
-          <w:p>
-            <w:r>
-              <w:t>789亿</w:t>
-            </w:r>
-          </w:p>
-        </w:tc>
-        <w:tc>
-          <w:tcPr>
-            <w:tcW w:type="dxa" w:w="2160"/>
-          </w:tcPr>
-          <w:p>
-            <w:r>
-              <w:t>17%</w:t>
-            </w:r>
-          </w:p>
-        </w:tc>
-      </w:tr>
-    </w:tbl>
-    <w:p>
-      <w:pPr>
-        <w:pStyle w:val="Heading1"/>
-      </w:pPr>
-      <w:r>
-        <w:t>行业分析 4</w:t>
-      </w:r>
-    </w:p>
-    <w:p>
-      <w:r>
-        <w:br/>
-        <w:t>南康网络有限公司 是中国 消费科技 行业的重要企业之一。</w:t>
-        <w:br/>
-        <w:t>根据华辰资本 投资委员会 的研究，该公司成立于 2012 年，</w:t>
-        <w:br/>
-        <w:t>目前员工规模约 4254 人。公司近年来持续加大研发投入，</w:t>
-        <w:br/>
-        <w:t>在核心技术方面形成了较强的竞争壁垒。</w:t>
-        <w:br/>
-      </w:r>
-    </w:p>
-    <w:p>
-      <w:r>
-        <w:br/>
-        <w:t>华辰资本旗下的 HC Energy Transition Fund 在最近的资产配置会议中</w:t>
-        <w:br/>
-        <w:t>讨论了 新能源 行业的投资机会，并对 昊嘉网络有限公司</w:t>
-        <w:br/>
-        <w:t>进行了重点评估。</w:t>
-        <w:br/>
-      </w:r>
-    </w:p>
-    <w:p>
-      <w:r>
-        <w:br/>
-        <w:t>万迅电脑网络有限公司 是中国 半导体 行业的重要企业之一。</w:t>
-        <w:br/>
-        <w:t>根据华辰资本 资产配置委员会 的研究，该公司成立于 2019 年，</w:t>
-        <w:br/>
-        <w:t>目前员工规模约 7385 人。公司近年来持续加大研发投入，</w:t>
-        <w:br/>
-        <w:t>在核心技术方面形成了较强的竞争壁垒。</w:t>
-        <w:br/>
-      </w:r>
-    </w:p>
-    <w:p>
-      <w:r>
-        <w:br/>
-        <w:t>根据内部财务模型测算，华远软件信息有限公司 在未来三年</w:t>
-        <w:br/>
-        <w:t>收入复合增长率预计可达到 17% 左右。</w:t>
-        <w:br/>
-        <w:t>该预测基于行业需求增长以及公司产能扩张计划。</w:t>
-        <w:br/>
-      </w:r>
-    </w:p>
-    <w:p>
-      <w:r>
-        <w:br/>
-        <w:t>从产业链角度看，医疗科技 行业主要由上游设备厂商、</w:t>
-        <w:br/>
-        <w:t>中游平台企业以及下游应用厂商组成。</w:t>
-        <w:br/>
-        <w:t>雨林木风计算机网络有限公司 主要位于产业链的 上游 环节。</w:t>
-        <w:br/>
-      </w:r>
-    </w:p>
-    <w:p>
-      <w:r>
-        <w:br/>
-        <w:t>创亿网络有限公司 是中国 云计算 行业的重要企业之一。</w:t>
-        <w:br/>
-        <w:t>根据华辰资本 资产配置委员会 的研究，该公司成立于 2010 年，</w:t>
-        <w:br/>
-        <w:t>目前员工规模约 4041 人。公司近年来持续加大研发投入，</w:t>
-        <w:br/>
-        <w:t>在核心技术方面形成了较强的竞争壁垒。</w:t>
-        <w:br/>
-      </w:r>
-    </w:p>
-    <w:p>
-      <w:r>
-        <w:br/>
-        <w:t>风险管理部认为，云计算 行业仍然面临若干</w:t>
-        <w:br/>
-        <w:t>不确定性因素，包括技术迭代风险、政策变化、</w:t>
-        <w:br/>
-        <w:t>以及市场竞争加剧等问题。</w:t>
-        <w:br/>
-      </w:r>
-    </w:p>
-    <w:p>
-      <w:r>
-        <w:br/>
-        <w:t>华辰资本旗下的 HC Global Macro Fund 在最近的资产配置会议中</w:t>
-        <w:br/>
-        <w:t>讨论了 云计算 行业的投资机会，并对 精芯科技有限公司</w:t>
-        <w:br/>
-        <w:t>进行了重点评估。</w:t>
-        <w:br/>
-      </w:r>
-    </w:p>
-    <w:tbl>
-      <w:tblPr>
-        <w:tblW w:type="auto" w:w="0"/>
-        <w:tblLook w:firstColumn="1" w:firstRow="1" w:lastColumn="0" w:lastRow="0" w:noHBand="0" w:noVBand="1" w:val="04A0"/>
-      </w:tblPr>
-      <w:tblGrid>
-        <w:gridCol w:w="2160"/>
-        <w:gridCol w:w="2160"/>
-        <w:gridCol w:w="2160"/>
-        <w:gridCol w:w="2160"/>
-      </w:tblGrid>
-      <w:tr>
-        <w:tc>
-          <w:tcPr>
-            <w:tcW w:type="dxa" w:w="2160"/>
-          </w:tcPr>
-          <w:p>
-            <w:r>
-              <w:t>公司</w:t>
-            </w:r>
-          </w:p>
-        </w:tc>
-        <w:tc>
-          <w:tcPr>
-            <w:tcW w:type="dxa" w:w="2160"/>
-          </w:tcPr>
-          <w:p>
-            <w:r>
-              <w:t>行业</w:t>
-            </w:r>
-          </w:p>
-        </w:tc>
-        <w:tc>
-          <w:tcPr>
-            <w:tcW w:type="dxa" w:w="2160"/>
-          </w:tcPr>
-          <w:p>
-            <w:r>
-              <w:t>市值</w:t>
-            </w:r>
-          </w:p>
-        </w:tc>
-        <w:tc>
-          <w:tcPr>
-            <w:tcW w:type="dxa" w:w="2160"/>
-          </w:tcPr>
-          <w:p>
-            <w:r>
-              <w:t>增长率</w:t>
-            </w:r>
-          </w:p>
-        </w:tc>
-      </w:tr>
-      <w:tr>
-        <w:tc>
-          <w:tcPr>
-            <w:tcW w:type="dxa" w:w="2160"/>
-          </w:tcPr>
-          <w:p>
-            <w:r>
-              <w:t>南康网络有限公司</w:t>
-            </w:r>
-          </w:p>
-        </w:tc>
-        <w:tc>
-          <w:tcPr>
-            <w:tcW w:type="dxa" w:w="2160"/>
-          </w:tcPr>
-          <w:p>
-            <w:r>
-              <w:t>消费科技</w:t>
-            </w:r>
-          </w:p>
-        </w:tc>
-        <w:tc>
-          <w:tcPr>
-            <w:tcW w:type="dxa" w:w="2160"/>
-          </w:tcPr>
-          <w:p>
-            <w:r>
-              <w:t>288亿</w:t>
-            </w:r>
-          </w:p>
-        </w:tc>
-        <w:tc>
-          <w:tcPr>
-            <w:tcW w:type="dxa" w:w="2160"/>
-          </w:tcPr>
-          <w:p>
-            <w:r>
-              <w:t>19%</w:t>
-            </w:r>
-          </w:p>
-        </w:tc>
-      </w:tr>
-      <w:tr>
-        <w:tc>
-          <w:tcPr>
-            <w:tcW w:type="dxa" w:w="2160"/>
-          </w:tcPr>
-          <w:p>
-            <w:r>
-              <w:t>佳禾科技有限公司</w:t>
-            </w:r>
-          </w:p>
-        </w:tc>
-        <w:tc>
-          <w:tcPr>
-            <w:tcW w:type="dxa" w:w="2160"/>
-          </w:tcPr>
-          <w:p>
-            <w:r>
-              <w:t>半导体</w:t>
-            </w:r>
-          </w:p>
-        </w:tc>
-        <w:tc>
-          <w:tcPr>
-            <w:tcW w:type="dxa" w:w="2160"/>
-          </w:tcPr>
-          <w:p>
-            <w:r>
-              <w:t>761亿</w:t>
-            </w:r>
-          </w:p>
-        </w:tc>
-        <w:tc>
-          <w:tcPr>
-            <w:tcW w:type="dxa" w:w="2160"/>
-          </w:tcPr>
-          <w:p>
-            <w:r>
-              <w:t>28%</w:t>
-            </w:r>
-          </w:p>
-        </w:tc>
-      </w:tr>
-      <w:tr>
-        <w:tc>
-          <w:tcPr>
-            <w:tcW w:type="dxa" w:w="2160"/>
-          </w:tcPr>
-          <w:p>
-            <w:r>
-              <w:t>佳禾科技有限公司</w:t>
-            </w:r>
-          </w:p>
-        </w:tc>
-        <w:tc>
-          <w:tcPr>
-            <w:tcW w:type="dxa" w:w="2160"/>
-          </w:tcPr>
-          <w:p>
-            <w:r>
-              <w:t>半导体</w:t>
-            </w:r>
-          </w:p>
-        </w:tc>
-        <w:tc>
-          <w:tcPr>
-            <w:tcW w:type="dxa" w:w="2160"/>
-          </w:tcPr>
-          <w:p>
-            <w:r>
-              <w:t>258亿</w:t>
-            </w:r>
-          </w:p>
-        </w:tc>
-        <w:tc>
-          <w:tcPr>
-            <w:tcW w:type="dxa" w:w="2160"/>
-          </w:tcPr>
-          <w:p>
-            <w:r>
-              <w:t>11%</w:t>
-            </w:r>
-          </w:p>
-        </w:tc>
-      </w:tr>
-      <w:tr>
-        <w:tc>
-          <w:tcPr>
-            <w:tcW w:type="dxa" w:w="2160"/>
-          </w:tcPr>
-          <w:p>
-            <w:r>
-              <w:t>立信电子网络有限公司</w:t>
-            </w:r>
-          </w:p>
-        </w:tc>
-        <w:tc>
-          <w:tcPr>
-            <w:tcW w:type="dxa" w:w="2160"/>
-          </w:tcPr>
-          <w:p>
-            <w:r>
-              <w:t>云计算</w:t>
-            </w:r>
-          </w:p>
-        </w:tc>
-        <w:tc>
-          <w:tcPr>
-            <w:tcW w:type="dxa" w:w="2160"/>
-          </w:tcPr>
-          <w:p>
-            <w:r>
-              <w:t>557亿</w:t>
-            </w:r>
-          </w:p>
-        </w:tc>
-        <w:tc>
-          <w:tcPr>
-            <w:tcW w:type="dxa" w:w="2160"/>
-          </w:tcPr>
-          <w:p>
-            <w:r>
-              <w:t>24%</w:t>
-            </w:r>
-          </w:p>
-        </w:tc>
-      </w:tr>
-      <w:tr>
-        <w:tc>
-          <w:tcPr>
-            <w:tcW w:type="dxa" w:w="2160"/>
-          </w:tcPr>
-          <w:p>
-            <w:r>
-              <w:t>立信电子网络有限公司</w:t>
-            </w:r>
-          </w:p>
-        </w:tc>
-        <w:tc>
-          <w:tcPr>
-            <w:tcW w:type="dxa" w:w="2160"/>
-          </w:tcPr>
-          <w:p>
-            <w:r>
-              <w:t>云计算</w:t>
-            </w:r>
-          </w:p>
-        </w:tc>
-        <w:tc>
-          <w:tcPr>
-            <w:tcW w:type="dxa" w:w="2160"/>
-          </w:tcPr>
-          <w:p>
-            <w:r>
-              <w:t>780亿</w:t>
-            </w:r>
-          </w:p>
-        </w:tc>
-        <w:tc>
-          <w:tcPr>
-            <w:tcW w:type="dxa" w:w="2160"/>
-          </w:tcPr>
-          <w:p>
-            <w:r>
-              <w:t>17%</w:t>
-            </w:r>
-          </w:p>
-        </w:tc>
-      </w:tr>
-      <w:tr>
-        <w:tc>
-          <w:tcPr>
-            <w:tcW w:type="dxa" w:w="2160"/>
-          </w:tcPr>
-          <w:p>
-            <w:r>
-              <w:t>雨林木风计算机网络有限公司</w:t>
-            </w:r>
-          </w:p>
-        </w:tc>
-        <w:tc>
-          <w:tcPr>
-            <w:tcW w:type="dxa" w:w="2160"/>
-          </w:tcPr>
-          <w:p>
-            <w:r>
-              <w:t>医疗科技</w:t>
-            </w:r>
-          </w:p>
-        </w:tc>
-        <w:tc>
-          <w:tcPr>
-            <w:tcW w:type="dxa" w:w="2160"/>
-          </w:tcPr>
-          <w:p>
-            <w:r>
-              <w:t>799亿</w:t>
-            </w:r>
-          </w:p>
-        </w:tc>
-        <w:tc>
-          <w:tcPr>
-            <w:tcW w:type="dxa" w:w="2160"/>
-          </w:tcPr>
-          <w:p>
-            <w:r>
-              <w:t>20%</w:t>
-            </w:r>
-          </w:p>
-        </w:tc>
-      </w:tr>
-      <w:tr>
-        <w:tc>
-          <w:tcPr>
-            <w:tcW w:type="dxa" w:w="2160"/>
-          </w:tcPr>
-          <w:p>
-            <w:r>
-              <w:t>济南亿次元网络有限公司</w:t>
-            </w:r>
-          </w:p>
-        </w:tc>
-        <w:tc>
-          <w:tcPr>
-            <w:tcW w:type="dxa" w:w="2160"/>
-          </w:tcPr>
-          <w:p>
-            <w:r>
-              <w:t>机器人</w:t>
-            </w:r>
-          </w:p>
-        </w:tc>
-        <w:tc>
-          <w:tcPr>
-            <w:tcW w:type="dxa" w:w="2160"/>
-          </w:tcPr>
-          <w:p>
-            <w:r>
-              <w:t>693亿</w:t>
-            </w:r>
-          </w:p>
-        </w:tc>
-        <w:tc>
-          <w:tcPr>
-            <w:tcW w:type="dxa" w:w="2160"/>
-          </w:tcPr>
-          <w:p>
-            <w:r>
-              <w:t>10%</w:t>
-            </w:r>
-          </w:p>
-        </w:tc>
-      </w:tr>
-      <w:tr>
-        <w:tc>
-          <w:tcPr>
-            <w:tcW w:type="dxa" w:w="2160"/>
-          </w:tcPr>
-          <w:p>
-            <w:r>
-              <w:t>精芯信息有限公司</w:t>
-            </w:r>
-          </w:p>
-        </w:tc>
-        <w:tc>
-          <w:tcPr>
-            <w:tcW w:type="dxa" w:w="2160"/>
-          </w:tcPr>
-          <w:p>
-            <w:r>
-              <w:t>消费科技</w:t>
-            </w:r>
-          </w:p>
-        </w:tc>
-        <w:tc>
-          <w:tcPr>
-            <w:tcW w:type="dxa" w:w="2160"/>
-          </w:tcPr>
-          <w:p>
-            <w:r>
-              <w:t>163亿</w:t>
-            </w:r>
-          </w:p>
-        </w:tc>
-        <w:tc>
-          <w:tcPr>
-            <w:tcW w:type="dxa" w:w="2160"/>
-          </w:tcPr>
-          <w:p>
-            <w:r>
-              <w:t>23%</w:t>
-            </w:r>
-          </w:p>
-        </w:tc>
-      </w:tr>
-      <w:tr>
-        <w:tc>
-          <w:tcPr>
-            <w:tcW w:type="dxa" w:w="2160"/>
-          </w:tcPr>
-          <w:p>
-            <w:r>
-              <w:t>银嘉信息有限公司</w:t>
-            </w:r>
-          </w:p>
-        </w:tc>
-        <w:tc>
-          <w:tcPr>
-            <w:tcW w:type="dxa" w:w="2160"/>
-          </w:tcPr>
-          <w:p>
-            <w:r>
-              <w:t>消费科技</w:t>
-            </w:r>
-          </w:p>
-        </w:tc>
-        <w:tc>
-          <w:tcPr>
-            <w:tcW w:type="dxa" w:w="2160"/>
-          </w:tcPr>
-          <w:p>
-            <w:r>
-              <w:t>125亿</w:t>
-            </w:r>
-          </w:p>
-        </w:tc>
-        <w:tc>
-          <w:tcPr>
-            <w:tcW w:type="dxa" w:w="2160"/>
-          </w:tcPr>
-          <w:p>
-            <w:r>
-              <w:t>10%</w:t>
-            </w:r>
-          </w:p>
-        </w:tc>
-      </w:tr>
-      <w:tr>
-        <w:tc>
-          <w:tcPr>
-            <w:tcW w:type="dxa" w:w="2160"/>
-          </w:tcPr>
-          <w:p>
-            <w:r>
-              <w:t>银嘉信息有限公司</w:t>
-            </w:r>
-          </w:p>
-        </w:tc>
-        <w:tc>
-          <w:tcPr>
-            <w:tcW w:type="dxa" w:w="2160"/>
-          </w:tcPr>
-          <w:p>
-            <w:r>
-              <w:t>消费科技</w:t>
-            </w:r>
-          </w:p>
-        </w:tc>
-        <w:tc>
-          <w:tcPr>
-            <w:tcW w:type="dxa" w:w="2160"/>
-          </w:tcPr>
-          <w:p>
-            <w:r>
-              <w:t>551亿</w:t>
-            </w:r>
-          </w:p>
-        </w:tc>
-        <w:tc>
-          <w:tcPr>
-            <w:tcW w:type="dxa" w:w="2160"/>
-          </w:tcPr>
-          <w:p>
-            <w:r>
-              <w:t>29%</w:t>
-            </w:r>
-          </w:p>
-        </w:tc>
-      </w:tr>
-      <w:tr>
-        <w:tc>
-          <w:tcPr>
-            <w:tcW w:type="dxa" w:w="2160"/>
-          </w:tcPr>
-          <w:p>
-            <w:r>
-              <w:t>飞利信科技有限公司</w:t>
-            </w:r>
-          </w:p>
-        </w:tc>
-        <w:tc>
-          <w:tcPr>
-            <w:tcW w:type="dxa" w:w="2160"/>
-          </w:tcPr>
-          <w:p>
-            <w:r>
-              <w:t>新能源</w:t>
-            </w:r>
-          </w:p>
-        </w:tc>
-        <w:tc>
-          <w:tcPr>
-            <w:tcW w:type="dxa" w:w="2160"/>
-          </w:tcPr>
-          <w:p>
-            <w:r>
-              <w:t>529亿</w:t>
-            </w:r>
-          </w:p>
-        </w:tc>
-        <w:tc>
-          <w:tcPr>
-            <w:tcW w:type="dxa" w:w="2160"/>
-          </w:tcPr>
-          <w:p>
-            <w:r>
-              <w:t>14%</w:t>
-            </w:r>
-          </w:p>
-        </w:tc>
-      </w:tr>
-      <w:tr>
-        <w:tc>
-          <w:tcPr>
-            <w:tcW w:type="dxa" w:w="2160"/>
-          </w:tcPr>
-          <w:p>
-            <w:r>
-              <w:t>创亿信息有限公司</w:t>
-            </w:r>
-          </w:p>
-        </w:tc>
-        <w:tc>
-          <w:tcPr>
-            <w:tcW w:type="dxa" w:w="2160"/>
-          </w:tcPr>
-          <w:p>
-            <w:r>
-              <w:t>医疗科技</w:t>
-            </w:r>
-          </w:p>
-        </w:tc>
-        <w:tc>
-          <w:tcPr>
-            <w:tcW w:type="dxa" w:w="2160"/>
-          </w:tcPr>
-          <w:p>
-            <w:r>
-              <w:t>299亿</w:t>
-            </w:r>
-          </w:p>
-        </w:tc>
-        <w:tc>
-          <w:tcPr>
-            <w:tcW w:type="dxa" w:w="2160"/>
-          </w:tcPr>
-          <w:p>
-            <w:r>
-              <w:t>16%</w:t>
-            </w:r>
-          </w:p>
-        </w:tc>
-      </w:tr>
-      <w:tr>
-        <w:tc>
-          <w:tcPr>
-            <w:tcW w:type="dxa" w:w="2160"/>
-          </w:tcPr>
-          <w:p>
-            <w:r>
-              <w:t>济南亿次元网络有限公司</w:t>
-            </w:r>
-          </w:p>
-        </w:tc>
-        <w:tc>
-          <w:tcPr>
-            <w:tcW w:type="dxa" w:w="2160"/>
-          </w:tcPr>
-          <w:p>
-            <w:r>
-              <w:t>机器人</w:t>
-            </w:r>
-          </w:p>
-        </w:tc>
-        <w:tc>
-          <w:tcPr>
-            <w:tcW w:type="dxa" w:w="2160"/>
-          </w:tcPr>
-          <w:p>
-            <w:r>
-              <w:t>688亿</w:t>
-            </w:r>
-          </w:p>
-        </w:tc>
-        <w:tc>
-          <w:tcPr>
-            <w:tcW w:type="dxa" w:w="2160"/>
-          </w:tcPr>
-          <w:p>
-            <w:r>
-              <w:t>5%</w:t>
-            </w:r>
-          </w:p>
-        </w:tc>
-      </w:tr>
-      <w:tr>
-        <w:tc>
-          <w:tcPr>
-            <w:tcW w:type="dxa" w:w="2160"/>
-          </w:tcPr>
-          <w:p>
-            <w:r>
-              <w:t>国讯网络有限公司</w:t>
-            </w:r>
-          </w:p>
-        </w:tc>
-        <w:tc>
-          <w:tcPr>
-            <w:tcW w:type="dxa" w:w="2160"/>
-          </w:tcPr>
-          <w:p>
-            <w:r>
-              <w:t>云计算</w:t>
-            </w:r>
-          </w:p>
-        </w:tc>
-        <w:tc>
-          <w:tcPr>
-            <w:tcW w:type="dxa" w:w="2160"/>
-          </w:tcPr>
-          <w:p>
-            <w:r>
-              <w:t>598亿</w:t>
-            </w:r>
-          </w:p>
-        </w:tc>
-        <w:tc>
-          <w:tcPr>
-            <w:tcW w:type="dxa" w:w="2160"/>
-          </w:tcPr>
-          <w:p>
-            <w:r>
-              <w:t>12%</w:t>
-            </w:r>
-          </w:p>
-        </w:tc>
-      </w:tr>
-      <w:tr>
-        <w:tc>
-          <w:tcPr>
-            <w:tcW w:type="dxa" w:w="2160"/>
-          </w:tcPr>
-          <w:p>
-            <w:r>
-              <w:t>雨林木风计算机科技有限公司</w:t>
-            </w:r>
-          </w:p>
-        </w:tc>
-        <w:tc>
-          <w:tcPr>
-            <w:tcW w:type="dxa" w:w="2160"/>
-          </w:tcPr>
-          <w:p>
-            <w:r>
-              <w:t>人工智能</w:t>
-            </w:r>
-          </w:p>
-        </w:tc>
-        <w:tc>
-          <w:tcPr>
-            <w:tcW w:type="dxa" w:w="2160"/>
-          </w:tcPr>
-          <w:p>
-            <w:r>
-              <w:t>419亿</w:t>
-            </w:r>
-          </w:p>
-        </w:tc>
-        <w:tc>
-          <w:tcPr>
-            <w:tcW w:type="dxa" w:w="2160"/>
-          </w:tcPr>
-          <w:p>
-            <w:r>
-              <w:t>17%</w:t>
-            </w:r>
-          </w:p>
-        </w:tc>
-      </w:tr>
-    </w:tbl>
-    <w:p>
-      <w:pPr>
-        <w:pStyle w:val="Heading1"/>
-      </w:pPr>
-      <w:r>
-        <w:t>行业分析 5</w:t>
-      </w:r>
-    </w:p>
-    <w:p>
-      <w:r>
-        <w:br/>
-        <w:t>华辰资本旗下的 HC AI Innovation Fund 在最近的资产配置会议中</w:t>
-        <w:br/>
-        <w:t>讨论了 新能源 行业的投资机会，并对 九方网络有限公司</w:t>
-        <w:br/>
-        <w:t>进行了重点评估。</w:t>
-        <w:br/>
       </w:r>
     </w:p>
     <w:p>
@@ -3175,11 +1600,11 @@
     <w:p>
       <w:r>
         <w:br/>
-        <w:t>华辰资本旗下的 HC Quant Arbitrage Fund 在最近的资产配置会议中</w:t>
+        <w:t>根据内部财务模型测算，惠派国际公司科技有限公司 在未来三年</w:t>
         <w:br/>
-        <w:t>讨论了 医疗科技 行业的投资机会，并对 雨林木风计算机网络有限公司</w:t>
+        <w:t>收入复合增长率预计可达到 22% 左右。</w:t>
         <w:br/>
-        <w:t>进行了重点评估。</w:t>
+        <w:t>该预测基于行业需求增长以及公司产能扩张计划。</w:t>
         <w:br/>
       </w:r>
     </w:p>
@@ -3190,40 +1615,51 @@
         <w:br/>
         <w:t>中游平台企业以及下游应用厂商组成。</w:t>
         <w:br/>
-        <w:t>鸿睿思博网络有限公司 主要位于产业链的 下游 环节。</w:t>
+        <w:t>创汇传媒有限公司 主要位于产业链的 上游 环节。</w:t>
         <w:br/>
       </w:r>
     </w:p>
     <w:p>
       <w:r>
         <w:br/>
-        <w:t>根据内部财务模型测算，精芯科技有限公司 在未来三年</w:t>
+        <w:t>从产业链角度看，半导体 行业主要由上游设备厂商、</w:t>
         <w:br/>
-        <w:t>收入复合增长率预计可达到 22% 左右。</w:t>
+        <w:t>中游平台企业以及下游应用厂商组成。</w:t>
         <w:br/>
-        <w:t>该预测基于行业需求增长以及公司产能扩张计划。</w:t>
+        <w:t>雨林木风计算机科技有限公司 主要位于产业链的 下游 环节。</w:t>
         <w:br/>
       </w:r>
     </w:p>
     <w:p>
       <w:r>
         <w:br/>
-        <w:t>从产业链角度看，医疗科技 行业主要由上游设备厂商、</w:t>
+        <w:t>风险管理部认为，消费科技 行业仍然面临若干</w:t>
         <w:br/>
-        <w:t>中游平台企业以及下游应用厂商组成。</w:t>
+        <w:t>不确定性因素，包括技术迭代风险、政策变化、</w:t>
         <w:br/>
-        <w:t>富罳信息有限公司 主要位于产业链的 中游 环节。</w:t>
+        <w:t>以及市场竞争加剧等问题。</w:t>
         <w:br/>
       </w:r>
     </w:p>
     <w:p>
       <w:r>
         <w:br/>
-        <w:t>华辰资本旗下的 HC Global Macro Fund 在最近的资产配置会议中</w:t>
+        <w:t>从产业链角度看，消费科技 行业主要由上游设备厂商、</w:t>
         <w:br/>
-        <w:t>讨论了 消费科技 行业的投资机会，并对 南康网络有限公司</w:t>
+        <w:t>中游平台企业以及下游应用厂商组成。</w:t>
         <w:br/>
-        <w:t>进行了重点评估。</w:t>
+        <w:t>方正科技信息有限公司 主要位于产业链的 中游 环节。</w:t>
+        <w:br/>
+      </w:r>
+    </w:p>
+    <w:p>
+      <w:r>
+        <w:br/>
+        <w:t>根据内部财务模型测算，华泰通安网络有限公司 在未来三年</w:t>
+        <w:br/>
+        <w:t>收入复合增长率预计可达到 23% 左右。</w:t>
+        <w:br/>
+        <w:t>该预测基于行业需求增长以及公司产能扩张计划。</w:t>
         <w:br/>
       </w:r>
     </w:p>
@@ -3234,7 +1670,7 @@
         <w:br/>
         <w:t>中游平台企业以及下游应用厂商组成。</w:t>
         <w:br/>
-        <w:t>和泰科技有限公司 主要位于产业链的 下游 环节。</w:t>
+        <w:t>通际名联科技有限公司 主要位于产业链的 中游 环节。</w:t>
         <w:br/>
       </w:r>
     </w:p>
@@ -3298,37 +1734,37 @@
           </w:tcPr>
           <w:p>
             <w:r>
-              <w:t>易动力科技有限公司</w:t>
-            </w:r>
-          </w:p>
-        </w:tc>
-        <w:tc>
-          <w:tcPr>
-            <w:tcW w:type="dxa" w:w="2160"/>
-          </w:tcPr>
-          <w:p>
-            <w:r>
-              <w:t>云计算</w:t>
-            </w:r>
-          </w:p>
-        </w:tc>
-        <w:tc>
-          <w:tcPr>
-            <w:tcW w:type="dxa" w:w="2160"/>
-          </w:tcPr>
-          <w:p>
-            <w:r>
-              <w:t>531亿</w:t>
-            </w:r>
-          </w:p>
-        </w:tc>
-        <w:tc>
-          <w:tcPr>
-            <w:tcW w:type="dxa" w:w="2160"/>
-          </w:tcPr>
-          <w:p>
-            <w:r>
-              <w:t>7%</w:t>
+              <w:t>恩悌网络有限公司</w:t>
+            </w:r>
+          </w:p>
+        </w:tc>
+        <w:tc>
+          <w:tcPr>
+            <w:tcW w:type="dxa" w:w="2160"/>
+          </w:tcPr>
+          <w:p>
+            <w:r>
+              <w:t>新能源</w:t>
+            </w:r>
+          </w:p>
+        </w:tc>
+        <w:tc>
+          <w:tcPr>
+            <w:tcW w:type="dxa" w:w="2160"/>
+          </w:tcPr>
+          <w:p>
+            <w:r>
+              <w:t>546亿</w:t>
+            </w:r>
+          </w:p>
+        </w:tc>
+        <w:tc>
+          <w:tcPr>
+            <w:tcW w:type="dxa" w:w="2160"/>
+          </w:tcPr>
+          <w:p>
+            <w:r>
+              <w:t>30%</w:t>
             </w:r>
           </w:p>
         </w:tc>
@@ -3340,7 +1776,7 @@
           </w:tcPr>
           <w:p>
             <w:r>
-              <w:t>创联世纪科技有限公司</w:t>
+              <w:t>昊嘉科技有限公司</w:t>
             </w:r>
           </w:p>
         </w:tc>
@@ -3360,17 +1796,17 @@
           </w:tcPr>
           <w:p>
             <w:r>
-              <w:t>674亿</w:t>
-            </w:r>
-          </w:p>
-        </w:tc>
-        <w:tc>
-          <w:tcPr>
-            <w:tcW w:type="dxa" w:w="2160"/>
-          </w:tcPr>
-          <w:p>
-            <w:r>
-              <w:t>5%</w:t>
+              <w:t>751亿</w:t>
+            </w:r>
+          </w:p>
+        </w:tc>
+        <w:tc>
+          <w:tcPr>
+            <w:tcW w:type="dxa" w:w="2160"/>
+          </w:tcPr>
+          <w:p>
+            <w:r>
+              <w:t>9%</w:t>
             </w:r>
           </w:p>
         </w:tc>
@@ -3382,37 +1818,37 @@
           </w:tcPr>
           <w:p>
             <w:r>
-              <w:t>和泰科技有限公司</w:t>
-            </w:r>
-          </w:p>
-        </w:tc>
-        <w:tc>
-          <w:tcPr>
-            <w:tcW w:type="dxa" w:w="2160"/>
-          </w:tcPr>
-          <w:p>
-            <w:r>
-              <w:t>人工智能</w:t>
-            </w:r>
-          </w:p>
-        </w:tc>
-        <w:tc>
-          <w:tcPr>
-            <w:tcW w:type="dxa" w:w="2160"/>
-          </w:tcPr>
-          <w:p>
-            <w:r>
-              <w:t>511亿</w:t>
-            </w:r>
-          </w:p>
-        </w:tc>
-        <w:tc>
-          <w:tcPr>
-            <w:tcW w:type="dxa" w:w="2160"/>
-          </w:tcPr>
-          <w:p>
-            <w:r>
-              <w:t>15%</w:t>
+              <w:t>艾提科信科技有限公司</w:t>
+            </w:r>
+          </w:p>
+        </w:tc>
+        <w:tc>
+          <w:tcPr>
+            <w:tcW w:type="dxa" w:w="2160"/>
+          </w:tcPr>
+          <w:p>
+            <w:r>
+              <w:t>云计算</w:t>
+            </w:r>
+          </w:p>
+        </w:tc>
+        <w:tc>
+          <w:tcPr>
+            <w:tcW w:type="dxa" w:w="2160"/>
+          </w:tcPr>
+          <w:p>
+            <w:r>
+              <w:t>572亿</w:t>
+            </w:r>
+          </w:p>
+        </w:tc>
+        <w:tc>
+          <w:tcPr>
+            <w:tcW w:type="dxa" w:w="2160"/>
+          </w:tcPr>
+          <w:p>
+            <w:r>
+              <w:t>20%</w:t>
             </w:r>
           </w:p>
         </w:tc>
@@ -3424,37 +1860,37 @@
           </w:tcPr>
           <w:p>
             <w:r>
-              <w:t>九方网络有限公司</w:t>
-            </w:r>
-          </w:p>
-        </w:tc>
-        <w:tc>
-          <w:tcPr>
-            <w:tcW w:type="dxa" w:w="2160"/>
-          </w:tcPr>
-          <w:p>
-            <w:r>
-              <w:t>新能源</w:t>
-            </w:r>
-          </w:p>
-        </w:tc>
-        <w:tc>
-          <w:tcPr>
-            <w:tcW w:type="dxa" w:w="2160"/>
-          </w:tcPr>
-          <w:p>
-            <w:r>
-              <w:t>687亿</w:t>
-            </w:r>
-          </w:p>
-        </w:tc>
-        <w:tc>
-          <w:tcPr>
-            <w:tcW w:type="dxa" w:w="2160"/>
-          </w:tcPr>
-          <w:p>
-            <w:r>
-              <w:t>8%</w:t>
+              <w:t>良诺科技有限公司</w:t>
+            </w:r>
+          </w:p>
+        </w:tc>
+        <w:tc>
+          <w:tcPr>
+            <w:tcW w:type="dxa" w:w="2160"/>
+          </w:tcPr>
+          <w:p>
+            <w:r>
+              <w:t>云计算</w:t>
+            </w:r>
+          </w:p>
+        </w:tc>
+        <w:tc>
+          <w:tcPr>
+            <w:tcW w:type="dxa" w:w="2160"/>
+          </w:tcPr>
+          <w:p>
+            <w:r>
+              <w:t>578亿</w:t>
+            </w:r>
+          </w:p>
+        </w:tc>
+        <w:tc>
+          <w:tcPr>
+            <w:tcW w:type="dxa" w:w="2160"/>
+          </w:tcPr>
+          <w:p>
+            <w:r>
+              <w:t>26%</w:t>
             </w:r>
           </w:p>
         </w:tc>
@@ -3466,7 +1902,7 @@
           </w:tcPr>
           <w:p>
             <w:r>
-              <w:t>浦华众城科技有限公司</w:t>
+              <w:t>精芯信息有限公司</w:t>
             </w:r>
           </w:p>
         </w:tc>
@@ -3486,17 +1922,17 @@
           </w:tcPr>
           <w:p>
             <w:r>
-              <w:t>382亿</w:t>
-            </w:r>
-          </w:p>
-        </w:tc>
-        <w:tc>
-          <w:tcPr>
-            <w:tcW w:type="dxa" w:w="2160"/>
-          </w:tcPr>
-          <w:p>
-            <w:r>
-              <w:t>9%</w:t>
+              <w:t>560亿</w:t>
+            </w:r>
+          </w:p>
+        </w:tc>
+        <w:tc>
+          <w:tcPr>
+            <w:tcW w:type="dxa" w:w="2160"/>
+          </w:tcPr>
+          <w:p>
+            <w:r>
+              <w:t>5%</w:t>
             </w:r>
           </w:p>
         </w:tc>
@@ -3508,37 +1944,37 @@
           </w:tcPr>
           <w:p>
             <w:r>
-              <w:t>九方信息有限公司</w:t>
-            </w:r>
-          </w:p>
-        </w:tc>
-        <w:tc>
-          <w:tcPr>
-            <w:tcW w:type="dxa" w:w="2160"/>
-          </w:tcPr>
-          <w:p>
-            <w:r>
-              <w:t>新能源</w:t>
-            </w:r>
-          </w:p>
-        </w:tc>
-        <w:tc>
-          <w:tcPr>
-            <w:tcW w:type="dxa" w:w="2160"/>
-          </w:tcPr>
-          <w:p>
-            <w:r>
-              <w:t>266亿</w:t>
-            </w:r>
-          </w:p>
-        </w:tc>
-        <w:tc>
-          <w:tcPr>
-            <w:tcW w:type="dxa" w:w="2160"/>
-          </w:tcPr>
-          <w:p>
-            <w:r>
-              <w:t>24%</w:t>
+              <w:t>雨林木风计算机科技有限公司</w:t>
+            </w:r>
+          </w:p>
+        </w:tc>
+        <w:tc>
+          <w:tcPr>
+            <w:tcW w:type="dxa" w:w="2160"/>
+          </w:tcPr>
+          <w:p>
+            <w:r>
+              <w:t>半导体</w:t>
+            </w:r>
+          </w:p>
+        </w:tc>
+        <w:tc>
+          <w:tcPr>
+            <w:tcW w:type="dxa" w:w="2160"/>
+          </w:tcPr>
+          <w:p>
+            <w:r>
+              <w:t>684亿</w:t>
+            </w:r>
+          </w:p>
+        </w:tc>
+        <w:tc>
+          <w:tcPr>
+            <w:tcW w:type="dxa" w:w="2160"/>
+          </w:tcPr>
+          <w:p>
+            <w:r>
+              <w:t>23%</w:t>
             </w:r>
           </w:p>
         </w:tc>
@@ -3550,37 +1986,37 @@
           </w:tcPr>
           <w:p>
             <w:r>
-              <w:t>佳禾科技有限公司</w:t>
-            </w:r>
-          </w:p>
-        </w:tc>
-        <w:tc>
-          <w:tcPr>
-            <w:tcW w:type="dxa" w:w="2160"/>
-          </w:tcPr>
-          <w:p>
-            <w:r>
-              <w:t>半导体</w:t>
-            </w:r>
-          </w:p>
-        </w:tc>
-        <w:tc>
-          <w:tcPr>
-            <w:tcW w:type="dxa" w:w="2160"/>
-          </w:tcPr>
-          <w:p>
-            <w:r>
-              <w:t>646亿</w:t>
-            </w:r>
-          </w:p>
-        </w:tc>
-        <w:tc>
-          <w:tcPr>
-            <w:tcW w:type="dxa" w:w="2160"/>
-          </w:tcPr>
-          <w:p>
-            <w:r>
-              <w:t>7%</w:t>
+              <w:t>飞海科技传媒有限公司</w:t>
+            </w:r>
+          </w:p>
+        </w:tc>
+        <w:tc>
+          <w:tcPr>
+            <w:tcW w:type="dxa" w:w="2160"/>
+          </w:tcPr>
+          <w:p>
+            <w:r>
+              <w:t>消费科技</w:t>
+            </w:r>
+          </w:p>
+        </w:tc>
+        <w:tc>
+          <w:tcPr>
+            <w:tcW w:type="dxa" w:w="2160"/>
+          </w:tcPr>
+          <w:p>
+            <w:r>
+              <w:t>225亿</w:t>
+            </w:r>
+          </w:p>
+        </w:tc>
+        <w:tc>
+          <w:tcPr>
+            <w:tcW w:type="dxa" w:w="2160"/>
+          </w:tcPr>
+          <w:p>
+            <w:r>
+              <w:t>16%</w:t>
             </w:r>
           </w:p>
         </w:tc>
@@ -3592,37 +2028,37 @@
           </w:tcPr>
           <w:p>
             <w:r>
-              <w:t>雨林木风计算机科技有限公司</w:t>
-            </w:r>
-          </w:p>
-        </w:tc>
-        <w:tc>
-          <w:tcPr>
-            <w:tcW w:type="dxa" w:w="2160"/>
-          </w:tcPr>
-          <w:p>
-            <w:r>
-              <w:t>人工智能</w:t>
-            </w:r>
-          </w:p>
-        </w:tc>
-        <w:tc>
-          <w:tcPr>
-            <w:tcW w:type="dxa" w:w="2160"/>
-          </w:tcPr>
-          <w:p>
-            <w:r>
-              <w:t>589亿</w:t>
-            </w:r>
-          </w:p>
-        </w:tc>
-        <w:tc>
-          <w:tcPr>
-            <w:tcW w:type="dxa" w:w="2160"/>
-          </w:tcPr>
-          <w:p>
-            <w:r>
-              <w:t>8%</w:t>
+              <w:t>联软网络有限公司</w:t>
+            </w:r>
+          </w:p>
+        </w:tc>
+        <w:tc>
+          <w:tcPr>
+            <w:tcW w:type="dxa" w:w="2160"/>
+          </w:tcPr>
+          <w:p>
+            <w:r>
+              <w:t>半导体</w:t>
+            </w:r>
+          </w:p>
+        </w:tc>
+        <w:tc>
+          <w:tcPr>
+            <w:tcW w:type="dxa" w:w="2160"/>
+          </w:tcPr>
+          <w:p>
+            <w:r>
+              <w:t>494亿</w:t>
+            </w:r>
+          </w:p>
+        </w:tc>
+        <w:tc>
+          <w:tcPr>
+            <w:tcW w:type="dxa" w:w="2160"/>
+          </w:tcPr>
+          <w:p>
+            <w:r>
+              <w:t>9%</w:t>
             </w:r>
           </w:p>
         </w:tc>
@@ -3634,7 +2070,7 @@
           </w:tcPr>
           <w:p>
             <w:r>
-              <w:t>创汇传媒有限公司</w:t>
+              <w:t>富罳网络有限公司</w:t>
             </w:r>
           </w:p>
         </w:tc>
@@ -3654,17 +2090,17 @@
           </w:tcPr>
           <w:p>
             <w:r>
-              <w:t>405亿</w:t>
-            </w:r>
-          </w:p>
-        </w:tc>
-        <w:tc>
-          <w:tcPr>
-            <w:tcW w:type="dxa" w:w="2160"/>
-          </w:tcPr>
-          <w:p>
-            <w:r>
-              <w:t>21%</w:t>
+              <w:t>524亿</w:t>
+            </w:r>
+          </w:p>
+        </w:tc>
+        <w:tc>
+          <w:tcPr>
+            <w:tcW w:type="dxa" w:w="2160"/>
+          </w:tcPr>
+          <w:p>
+            <w:r>
+              <w:t>18%</w:t>
             </w:r>
           </w:p>
         </w:tc>
@@ -3676,37 +2112,37 @@
           </w:tcPr>
           <w:p>
             <w:r>
-              <w:t>富罳信息有限公司</w:t>
-            </w:r>
-          </w:p>
-        </w:tc>
-        <w:tc>
-          <w:tcPr>
-            <w:tcW w:type="dxa" w:w="2160"/>
-          </w:tcPr>
-          <w:p>
-            <w:r>
-              <w:t>医疗科技</w:t>
-            </w:r>
-          </w:p>
-        </w:tc>
-        <w:tc>
-          <w:tcPr>
-            <w:tcW w:type="dxa" w:w="2160"/>
-          </w:tcPr>
-          <w:p>
-            <w:r>
-              <w:t>192亿</w:t>
-            </w:r>
-          </w:p>
-        </w:tc>
-        <w:tc>
-          <w:tcPr>
-            <w:tcW w:type="dxa" w:w="2160"/>
-          </w:tcPr>
-          <w:p>
-            <w:r>
-              <w:t>12%</w:t>
+              <w:t>联通时科传媒有限公司</w:t>
+            </w:r>
+          </w:p>
+        </w:tc>
+        <w:tc>
+          <w:tcPr>
+            <w:tcW w:type="dxa" w:w="2160"/>
+          </w:tcPr>
+          <w:p>
+            <w:r>
+              <w:t>消费科技</w:t>
+            </w:r>
+          </w:p>
+        </w:tc>
+        <w:tc>
+          <w:tcPr>
+            <w:tcW w:type="dxa" w:w="2160"/>
+          </w:tcPr>
+          <w:p>
+            <w:r>
+              <w:t>798亿</w:t>
+            </w:r>
+          </w:p>
+        </w:tc>
+        <w:tc>
+          <w:tcPr>
+            <w:tcW w:type="dxa" w:w="2160"/>
+          </w:tcPr>
+          <w:p>
+            <w:r>
+              <w:t>15%</w:t>
             </w:r>
           </w:p>
         </w:tc>
@@ -3718,37 +2154,37 @@
           </w:tcPr>
           <w:p>
             <w:r>
-              <w:t>兰金电子网络有限公司</w:t>
-            </w:r>
-          </w:p>
-        </w:tc>
-        <w:tc>
-          <w:tcPr>
-            <w:tcW w:type="dxa" w:w="2160"/>
-          </w:tcPr>
-          <w:p>
-            <w:r>
-              <w:t>消费科技</w:t>
-            </w:r>
-          </w:p>
-        </w:tc>
-        <w:tc>
-          <w:tcPr>
-            <w:tcW w:type="dxa" w:w="2160"/>
-          </w:tcPr>
-          <w:p>
-            <w:r>
-              <w:t>749亿</w:t>
-            </w:r>
-          </w:p>
-        </w:tc>
-        <w:tc>
-          <w:tcPr>
-            <w:tcW w:type="dxa" w:w="2160"/>
-          </w:tcPr>
-          <w:p>
-            <w:r>
-              <w:t>18%</w:t>
+              <w:t>信诚致远科技有限公司</w:t>
+            </w:r>
+          </w:p>
+        </w:tc>
+        <w:tc>
+          <w:tcPr>
+            <w:tcW w:type="dxa" w:w="2160"/>
+          </w:tcPr>
+          <w:p>
+            <w:r>
+              <w:t>云计算</w:t>
+            </w:r>
+          </w:p>
+        </w:tc>
+        <w:tc>
+          <w:tcPr>
+            <w:tcW w:type="dxa" w:w="2160"/>
+          </w:tcPr>
+          <w:p>
+            <w:r>
+              <w:t>406亿</w:t>
+            </w:r>
+          </w:p>
+        </w:tc>
+        <w:tc>
+          <w:tcPr>
+            <w:tcW w:type="dxa" w:w="2160"/>
+          </w:tcPr>
+          <w:p>
+            <w:r>
+              <w:t>25%</w:t>
             </w:r>
           </w:p>
         </w:tc>
@@ -3760,37 +2196,37 @@
           </w:tcPr>
           <w:p>
             <w:r>
-              <w:t>凌云网络有限公司</w:t>
-            </w:r>
-          </w:p>
-        </w:tc>
-        <w:tc>
-          <w:tcPr>
-            <w:tcW w:type="dxa" w:w="2160"/>
-          </w:tcPr>
-          <w:p>
-            <w:r>
-              <w:t>医疗科技</w:t>
-            </w:r>
-          </w:p>
-        </w:tc>
-        <w:tc>
-          <w:tcPr>
-            <w:tcW w:type="dxa" w:w="2160"/>
-          </w:tcPr>
-          <w:p>
-            <w:r>
-              <w:t>765亿</w:t>
-            </w:r>
-          </w:p>
-        </w:tc>
-        <w:tc>
-          <w:tcPr>
-            <w:tcW w:type="dxa" w:w="2160"/>
-          </w:tcPr>
-          <w:p>
-            <w:r>
-              <w:t>8%</w:t>
+              <w:t>毕博诚信息有限公司</w:t>
+            </w:r>
+          </w:p>
+        </w:tc>
+        <w:tc>
+          <w:tcPr>
+            <w:tcW w:type="dxa" w:w="2160"/>
+          </w:tcPr>
+          <w:p>
+            <w:r>
+              <w:t>机器人</w:t>
+            </w:r>
+          </w:p>
+        </w:tc>
+        <w:tc>
+          <w:tcPr>
+            <w:tcW w:type="dxa" w:w="2160"/>
+          </w:tcPr>
+          <w:p>
+            <w:r>
+              <w:t>462亿</w:t>
+            </w:r>
+          </w:p>
+        </w:tc>
+        <w:tc>
+          <w:tcPr>
+            <w:tcW w:type="dxa" w:w="2160"/>
+          </w:tcPr>
+          <w:p>
+            <w:r>
+              <w:t>9%</w:t>
             </w:r>
           </w:p>
         </w:tc>
@@ -3802,37 +2238,37 @@
           </w:tcPr>
           <w:p>
             <w:r>
-              <w:t>华远软件信息有限公司</w:t>
-            </w:r>
-          </w:p>
-        </w:tc>
-        <w:tc>
-          <w:tcPr>
-            <w:tcW w:type="dxa" w:w="2160"/>
-          </w:tcPr>
-          <w:p>
-            <w:r>
-              <w:t>半导体</w:t>
-            </w:r>
-          </w:p>
-        </w:tc>
-        <w:tc>
-          <w:tcPr>
-            <w:tcW w:type="dxa" w:w="2160"/>
-          </w:tcPr>
-          <w:p>
-            <w:r>
-              <w:t>147亿</w:t>
-            </w:r>
-          </w:p>
-        </w:tc>
-        <w:tc>
-          <w:tcPr>
-            <w:tcW w:type="dxa" w:w="2160"/>
-          </w:tcPr>
-          <w:p>
-            <w:r>
-              <w:t>20%</w:t>
+              <w:t>天开科技有限公司</w:t>
+            </w:r>
+          </w:p>
+        </w:tc>
+        <w:tc>
+          <w:tcPr>
+            <w:tcW w:type="dxa" w:w="2160"/>
+          </w:tcPr>
+          <w:p>
+            <w:r>
+              <w:t>消费科技</w:t>
+            </w:r>
+          </w:p>
+        </w:tc>
+        <w:tc>
+          <w:tcPr>
+            <w:tcW w:type="dxa" w:w="2160"/>
+          </w:tcPr>
+          <w:p>
+            <w:r>
+              <w:t>402亿</w:t>
+            </w:r>
+          </w:p>
+        </w:tc>
+        <w:tc>
+          <w:tcPr>
+            <w:tcW w:type="dxa" w:w="2160"/>
+          </w:tcPr>
+          <w:p>
+            <w:r>
+              <w:t>24%</w:t>
             </w:r>
           </w:p>
         </w:tc>
@@ -3844,37 +2280,37 @@
           </w:tcPr>
           <w:p>
             <w:r>
-              <w:t>九方网络有限公司</w:t>
-            </w:r>
-          </w:p>
-        </w:tc>
-        <w:tc>
-          <w:tcPr>
-            <w:tcW w:type="dxa" w:w="2160"/>
-          </w:tcPr>
-          <w:p>
-            <w:r>
-              <w:t>新能源</w:t>
-            </w:r>
-          </w:p>
-        </w:tc>
-        <w:tc>
-          <w:tcPr>
-            <w:tcW w:type="dxa" w:w="2160"/>
-          </w:tcPr>
-          <w:p>
-            <w:r>
-              <w:t>264亿</w:t>
-            </w:r>
-          </w:p>
-        </w:tc>
-        <w:tc>
-          <w:tcPr>
-            <w:tcW w:type="dxa" w:w="2160"/>
-          </w:tcPr>
-          <w:p>
-            <w:r>
-              <w:t>23%</w:t>
+              <w:t>明腾传媒有限公司</w:t>
+            </w:r>
+          </w:p>
+        </w:tc>
+        <w:tc>
+          <w:tcPr>
+            <w:tcW w:type="dxa" w:w="2160"/>
+          </w:tcPr>
+          <w:p>
+            <w:r>
+              <w:t>人工智能</w:t>
+            </w:r>
+          </w:p>
+        </w:tc>
+        <w:tc>
+          <w:tcPr>
+            <w:tcW w:type="dxa" w:w="2160"/>
+          </w:tcPr>
+          <w:p>
+            <w:r>
+              <w:t>152亿</w:t>
+            </w:r>
+          </w:p>
+        </w:tc>
+        <w:tc>
+          <w:tcPr>
+            <w:tcW w:type="dxa" w:w="2160"/>
+          </w:tcPr>
+          <w:p>
+            <w:r>
+              <w:t>27%</w:t>
             </w:r>
           </w:p>
         </w:tc>
@@ -3886,7 +2322,501 @@
           </w:tcPr>
           <w:p>
             <w:r>
-              <w:t>鸿睿思博网络有限公司</w:t>
+              <w:t>九方传媒有限公司</w:t>
+            </w:r>
+          </w:p>
+        </w:tc>
+        <w:tc>
+          <w:tcPr>
+            <w:tcW w:type="dxa" w:w="2160"/>
+          </w:tcPr>
+          <w:p>
+            <w:r>
+              <w:t>医疗科技</w:t>
+            </w:r>
+          </w:p>
+        </w:tc>
+        <w:tc>
+          <w:tcPr>
+            <w:tcW w:type="dxa" w:w="2160"/>
+          </w:tcPr>
+          <w:p>
+            <w:r>
+              <w:t>227亿</w:t>
+            </w:r>
+          </w:p>
+        </w:tc>
+        <w:tc>
+          <w:tcPr>
+            <w:tcW w:type="dxa" w:w="2160"/>
+          </w:tcPr>
+          <w:p>
+            <w:r>
+              <w:t>10%</w:t>
+            </w:r>
+          </w:p>
+        </w:tc>
+      </w:tr>
+    </w:tbl>
+    <w:p>
+      <w:pPr>
+        <w:pStyle w:val="Heading1"/>
+      </w:pPr>
+      <w:r>
+        <w:t>行业分析 4</w:t>
+      </w:r>
+    </w:p>
+    <w:p>
+      <w:r>
+        <w:br/>
+        <w:t>飞海科技传媒有限公司 是中国 消费科技 行业的重要企业之一。</w:t>
+        <w:br/>
+        <w:t>根据华辰资本 风险管理部 的研究，该公司成立于 2016 年，</w:t>
+        <w:br/>
+        <w:t>目前员工规模约 2007 人。公司近年来持续加大研发投入，</w:t>
+        <w:br/>
+        <w:t>在核心技术方面形成了较强的竞争壁垒。</w:t>
+        <w:br/>
+      </w:r>
+    </w:p>
+    <w:p>
+      <w:r>
+        <w:br/>
+        <w:t>联通时科传媒有限公司 是中国 消费科技 行业的重要企业之一。</w:t>
+        <w:br/>
+        <w:t>根据华辰资本 资产配置委员会 的研究，该公司成立于 2014 年，</w:t>
+        <w:br/>
+        <w:t>目前员工规模约 3667 人。公司近年来持续加大研发投入，</w:t>
+        <w:br/>
+        <w:t>在核心技术方面形成了较强的竞争壁垒。</w:t>
+        <w:br/>
+      </w:r>
+    </w:p>
+    <w:p>
+      <w:r>
+        <w:br/>
+        <w:t>图龙信息传媒有限公司 是中国 机器人 行业的重要企业之一。</w:t>
+        <w:br/>
+        <w:t>根据华辰资本 风险管理部 的研究，该公司成立于 2007 年，</w:t>
+        <w:br/>
+        <w:t>目前员工规模约 2000 人。公司近年来持续加大研发投入，</w:t>
+        <w:br/>
+        <w:t>在核心技术方面形成了较强的竞争壁垒。</w:t>
+        <w:br/>
+      </w:r>
+    </w:p>
+    <w:p>
+      <w:r>
+        <w:br/>
+        <w:t>根据内部财务模型测算，惠派国际公司科技有限公司 在未来三年</w:t>
+        <w:br/>
+        <w:t>收入复合增长率预计可达到 20% 左右。</w:t>
+        <w:br/>
+        <w:t>该预测基于行业需求增长以及公司产能扩张计划。</w:t>
+        <w:br/>
+      </w:r>
+    </w:p>
+    <w:p>
+      <w:r>
+        <w:br/>
+        <w:t>华成育卓传媒有限公司 是中国 人工智能 行业的重要企业之一。</w:t>
+        <w:br/>
+        <w:t>根据华辰资本 资产配置委员会 的研究，该公司成立于 2006 年，</w:t>
+        <w:br/>
+        <w:t>目前员工规模约 7579 人。公司近年来持续加大研发投入，</w:t>
+        <w:br/>
+        <w:t>在核心技术方面形成了较强的竞争壁垒。</w:t>
+        <w:br/>
+      </w:r>
+    </w:p>
+    <w:p>
+      <w:r>
+        <w:br/>
+        <w:t>从产业链角度看，人工智能 行业主要由上游设备厂商、</w:t>
+        <w:br/>
+        <w:t>中游平台企业以及下游应用厂商组成。</w:t>
+        <w:br/>
+        <w:t>惠派国际公司科技有限公司 主要位于产业链的 中游 环节。</w:t>
+        <w:br/>
+      </w:r>
+    </w:p>
+    <w:p>
+      <w:r>
+        <w:br/>
+        <w:t>华辰资本旗下的 HC Global Macro Fund 在最近的资产配置会议中</w:t>
+        <w:br/>
+        <w:t>讨论了 消费科技 行业的投资机会，并对 联软科技有限公司</w:t>
+        <w:br/>
+        <w:t>进行了重点评估。</w:t>
+        <w:br/>
+      </w:r>
+    </w:p>
+    <w:p>
+      <w:r>
+        <w:br/>
+        <w:t>根据内部财务模型测算，新格林耐特网络有限公司 在未来三年</w:t>
+        <w:br/>
+        <w:t>收入复合增长率预计可达到 25% 左右。</w:t>
+        <w:br/>
+        <w:t>该预测基于行业需求增长以及公司产能扩张计划。</w:t>
+        <w:br/>
+      </w:r>
+    </w:p>
+    <w:tbl>
+      <w:tblPr>
+        <w:tblW w:type="auto" w:w="0"/>
+        <w:tblLook w:firstColumn="1" w:firstRow="1" w:lastColumn="0" w:lastRow="0" w:noHBand="0" w:noVBand="1" w:val="04A0"/>
+      </w:tblPr>
+      <w:tblGrid>
+        <w:gridCol w:w="2160"/>
+        <w:gridCol w:w="2160"/>
+        <w:gridCol w:w="2160"/>
+        <w:gridCol w:w="2160"/>
+      </w:tblGrid>
+      <w:tr>
+        <w:tc>
+          <w:tcPr>
+            <w:tcW w:type="dxa" w:w="2160"/>
+          </w:tcPr>
+          <w:p>
+            <w:r>
+              <w:t>公司</w:t>
+            </w:r>
+          </w:p>
+        </w:tc>
+        <w:tc>
+          <w:tcPr>
+            <w:tcW w:type="dxa" w:w="2160"/>
+          </w:tcPr>
+          <w:p>
+            <w:r>
+              <w:t>行业</w:t>
+            </w:r>
+          </w:p>
+        </w:tc>
+        <w:tc>
+          <w:tcPr>
+            <w:tcW w:type="dxa" w:w="2160"/>
+          </w:tcPr>
+          <w:p>
+            <w:r>
+              <w:t>市值</w:t>
+            </w:r>
+          </w:p>
+        </w:tc>
+        <w:tc>
+          <w:tcPr>
+            <w:tcW w:type="dxa" w:w="2160"/>
+          </w:tcPr>
+          <w:p>
+            <w:r>
+              <w:t>增长率</w:t>
+            </w:r>
+          </w:p>
+        </w:tc>
+      </w:tr>
+      <w:tr>
+        <w:tc>
+          <w:tcPr>
+            <w:tcW w:type="dxa" w:w="2160"/>
+          </w:tcPr>
+          <w:p>
+            <w:r>
+              <w:t>华成育卓传媒有限公司</w:t>
+            </w:r>
+          </w:p>
+        </w:tc>
+        <w:tc>
+          <w:tcPr>
+            <w:tcW w:type="dxa" w:w="2160"/>
+          </w:tcPr>
+          <w:p>
+            <w:r>
+              <w:t>人工智能</w:t>
+            </w:r>
+          </w:p>
+        </w:tc>
+        <w:tc>
+          <w:tcPr>
+            <w:tcW w:type="dxa" w:w="2160"/>
+          </w:tcPr>
+          <w:p>
+            <w:r>
+              <w:t>680亿</w:t>
+            </w:r>
+          </w:p>
+        </w:tc>
+        <w:tc>
+          <w:tcPr>
+            <w:tcW w:type="dxa" w:w="2160"/>
+          </w:tcPr>
+          <w:p>
+            <w:r>
+              <w:t>6%</w:t>
+            </w:r>
+          </w:p>
+        </w:tc>
+      </w:tr>
+      <w:tr>
+        <w:tc>
+          <w:tcPr>
+            <w:tcW w:type="dxa" w:w="2160"/>
+          </w:tcPr>
+          <w:p>
+            <w:r>
+              <w:t>飞海科技传媒有限公司</w:t>
+            </w:r>
+          </w:p>
+        </w:tc>
+        <w:tc>
+          <w:tcPr>
+            <w:tcW w:type="dxa" w:w="2160"/>
+          </w:tcPr>
+          <w:p>
+            <w:r>
+              <w:t>消费科技</w:t>
+            </w:r>
+          </w:p>
+        </w:tc>
+        <w:tc>
+          <w:tcPr>
+            <w:tcW w:type="dxa" w:w="2160"/>
+          </w:tcPr>
+          <w:p>
+            <w:r>
+              <w:t>627亿</w:t>
+            </w:r>
+          </w:p>
+        </w:tc>
+        <w:tc>
+          <w:tcPr>
+            <w:tcW w:type="dxa" w:w="2160"/>
+          </w:tcPr>
+          <w:p>
+            <w:r>
+              <w:t>9%</w:t>
+            </w:r>
+          </w:p>
+        </w:tc>
+      </w:tr>
+      <w:tr>
+        <w:tc>
+          <w:tcPr>
+            <w:tcW w:type="dxa" w:w="2160"/>
+          </w:tcPr>
+          <w:p>
+            <w:r>
+              <w:t>华泰通安传媒有限公司</w:t>
+            </w:r>
+          </w:p>
+        </w:tc>
+        <w:tc>
+          <w:tcPr>
+            <w:tcW w:type="dxa" w:w="2160"/>
+          </w:tcPr>
+          <w:p>
+            <w:r>
+              <w:t>消费科技</w:t>
+            </w:r>
+          </w:p>
+        </w:tc>
+        <w:tc>
+          <w:tcPr>
+            <w:tcW w:type="dxa" w:w="2160"/>
+          </w:tcPr>
+          <w:p>
+            <w:r>
+              <w:t>701亿</w:t>
+            </w:r>
+          </w:p>
+        </w:tc>
+        <w:tc>
+          <w:tcPr>
+            <w:tcW w:type="dxa" w:w="2160"/>
+          </w:tcPr>
+          <w:p>
+            <w:r>
+              <w:t>23%</w:t>
+            </w:r>
+          </w:p>
+        </w:tc>
+      </w:tr>
+      <w:tr>
+        <w:tc>
+          <w:tcPr>
+            <w:tcW w:type="dxa" w:w="2160"/>
+          </w:tcPr>
+          <w:p>
+            <w:r>
+              <w:t>鑫博腾飞信息有限公司</w:t>
+            </w:r>
+          </w:p>
+        </w:tc>
+        <w:tc>
+          <w:tcPr>
+            <w:tcW w:type="dxa" w:w="2160"/>
+          </w:tcPr>
+          <w:p>
+            <w:r>
+              <w:t>消费科技</w:t>
+            </w:r>
+          </w:p>
+        </w:tc>
+        <w:tc>
+          <w:tcPr>
+            <w:tcW w:type="dxa" w:w="2160"/>
+          </w:tcPr>
+          <w:p>
+            <w:r>
+              <w:t>378亿</w:t>
+            </w:r>
+          </w:p>
+        </w:tc>
+        <w:tc>
+          <w:tcPr>
+            <w:tcW w:type="dxa" w:w="2160"/>
+          </w:tcPr>
+          <w:p>
+            <w:r>
+              <w:t>14%</w:t>
+            </w:r>
+          </w:p>
+        </w:tc>
+      </w:tr>
+      <w:tr>
+        <w:tc>
+          <w:tcPr>
+            <w:tcW w:type="dxa" w:w="2160"/>
+          </w:tcPr>
+          <w:p>
+            <w:r>
+              <w:t>联软科技有限公司</w:t>
+            </w:r>
+          </w:p>
+        </w:tc>
+        <w:tc>
+          <w:tcPr>
+            <w:tcW w:type="dxa" w:w="2160"/>
+          </w:tcPr>
+          <w:p>
+            <w:r>
+              <w:t>消费科技</w:t>
+            </w:r>
+          </w:p>
+        </w:tc>
+        <w:tc>
+          <w:tcPr>
+            <w:tcW w:type="dxa" w:w="2160"/>
+          </w:tcPr>
+          <w:p>
+            <w:r>
+              <w:t>112亿</w:t>
+            </w:r>
+          </w:p>
+        </w:tc>
+        <w:tc>
+          <w:tcPr>
+            <w:tcW w:type="dxa" w:w="2160"/>
+          </w:tcPr>
+          <w:p>
+            <w:r>
+              <w:t>25%</w:t>
+            </w:r>
+          </w:p>
+        </w:tc>
+      </w:tr>
+      <w:tr>
+        <w:tc>
+          <w:tcPr>
+            <w:tcW w:type="dxa" w:w="2160"/>
+          </w:tcPr>
+          <w:p>
+            <w:r>
+              <w:t>天开科技有限公司</w:t>
+            </w:r>
+          </w:p>
+        </w:tc>
+        <w:tc>
+          <w:tcPr>
+            <w:tcW w:type="dxa" w:w="2160"/>
+          </w:tcPr>
+          <w:p>
+            <w:r>
+              <w:t>消费科技</w:t>
+            </w:r>
+          </w:p>
+        </w:tc>
+        <w:tc>
+          <w:tcPr>
+            <w:tcW w:type="dxa" w:w="2160"/>
+          </w:tcPr>
+          <w:p>
+            <w:r>
+              <w:t>498亿</w:t>
+            </w:r>
+          </w:p>
+        </w:tc>
+        <w:tc>
+          <w:tcPr>
+            <w:tcW w:type="dxa" w:w="2160"/>
+          </w:tcPr>
+          <w:p>
+            <w:r>
+              <w:t>17%</w:t>
+            </w:r>
+          </w:p>
+        </w:tc>
+      </w:tr>
+      <w:tr>
+        <w:tc>
+          <w:tcPr>
+            <w:tcW w:type="dxa" w:w="2160"/>
+          </w:tcPr>
+          <w:p>
+            <w:r>
+              <w:t>巨奥传媒有限公司</w:t>
+            </w:r>
+          </w:p>
+        </w:tc>
+        <w:tc>
+          <w:tcPr>
+            <w:tcW w:type="dxa" w:w="2160"/>
+          </w:tcPr>
+          <w:p>
+            <w:r>
+              <w:t>人工智能</w:t>
+            </w:r>
+          </w:p>
+        </w:tc>
+        <w:tc>
+          <w:tcPr>
+            <w:tcW w:type="dxa" w:w="2160"/>
+          </w:tcPr>
+          <w:p>
+            <w:r>
+              <w:t>630亿</w:t>
+            </w:r>
+          </w:p>
+        </w:tc>
+        <w:tc>
+          <w:tcPr>
+            <w:tcW w:type="dxa" w:w="2160"/>
+          </w:tcPr>
+          <w:p>
+            <w:r>
+              <w:t>7%</w:t>
+            </w:r>
+          </w:p>
+        </w:tc>
+      </w:tr>
+      <w:tr>
+        <w:tc>
+          <w:tcPr>
+            <w:tcW w:type="dxa" w:w="2160"/>
+          </w:tcPr>
+          <w:p>
+            <w:r>
+              <w:t>恩悌网络有限公司</w:t>
             </w:r>
           </w:p>
         </w:tc>
@@ -3906,7 +2836,301 @@
           </w:tcPr>
           <w:p>
             <w:r>
-              <w:t>561亿</w:t>
+              <w:t>756亿</w:t>
+            </w:r>
+          </w:p>
+        </w:tc>
+        <w:tc>
+          <w:tcPr>
+            <w:tcW w:type="dxa" w:w="2160"/>
+          </w:tcPr>
+          <w:p>
+            <w:r>
+              <w:t>5%</w:t>
+            </w:r>
+          </w:p>
+        </w:tc>
+      </w:tr>
+      <w:tr>
+        <w:tc>
+          <w:tcPr>
+            <w:tcW w:type="dxa" w:w="2160"/>
+          </w:tcPr>
+          <w:p>
+            <w:r>
+              <w:t>戴硕电子网络有限公司</w:t>
+            </w:r>
+          </w:p>
+        </w:tc>
+        <w:tc>
+          <w:tcPr>
+            <w:tcW w:type="dxa" w:w="2160"/>
+          </w:tcPr>
+          <w:p>
+            <w:r>
+              <w:t>新能源</w:t>
+            </w:r>
+          </w:p>
+        </w:tc>
+        <w:tc>
+          <w:tcPr>
+            <w:tcW w:type="dxa" w:w="2160"/>
+          </w:tcPr>
+          <w:p>
+            <w:r>
+              <w:t>222亿</w:t>
+            </w:r>
+          </w:p>
+        </w:tc>
+        <w:tc>
+          <w:tcPr>
+            <w:tcW w:type="dxa" w:w="2160"/>
+          </w:tcPr>
+          <w:p>
+            <w:r>
+              <w:t>30%</w:t>
+            </w:r>
+          </w:p>
+        </w:tc>
+      </w:tr>
+      <w:tr>
+        <w:tc>
+          <w:tcPr>
+            <w:tcW w:type="dxa" w:w="2160"/>
+          </w:tcPr>
+          <w:p>
+            <w:r>
+              <w:t>方正科技信息有限公司</w:t>
+            </w:r>
+          </w:p>
+        </w:tc>
+        <w:tc>
+          <w:tcPr>
+            <w:tcW w:type="dxa" w:w="2160"/>
+          </w:tcPr>
+          <w:p>
+            <w:r>
+              <w:t>消费科技</w:t>
+            </w:r>
+          </w:p>
+        </w:tc>
+        <w:tc>
+          <w:tcPr>
+            <w:tcW w:type="dxa" w:w="2160"/>
+          </w:tcPr>
+          <w:p>
+            <w:r>
+              <w:t>631亿</w:t>
+            </w:r>
+          </w:p>
+        </w:tc>
+        <w:tc>
+          <w:tcPr>
+            <w:tcW w:type="dxa" w:w="2160"/>
+          </w:tcPr>
+          <w:p>
+            <w:r>
+              <w:t>10%</w:t>
+            </w:r>
+          </w:p>
+        </w:tc>
+      </w:tr>
+      <w:tr>
+        <w:tc>
+          <w:tcPr>
+            <w:tcW w:type="dxa" w:w="2160"/>
+          </w:tcPr>
+          <w:p>
+            <w:r>
+              <w:t>华成育卓传媒有限公司</w:t>
+            </w:r>
+          </w:p>
+        </w:tc>
+        <w:tc>
+          <w:tcPr>
+            <w:tcW w:type="dxa" w:w="2160"/>
+          </w:tcPr>
+          <w:p>
+            <w:r>
+              <w:t>人工智能</w:t>
+            </w:r>
+          </w:p>
+        </w:tc>
+        <w:tc>
+          <w:tcPr>
+            <w:tcW w:type="dxa" w:w="2160"/>
+          </w:tcPr>
+          <w:p>
+            <w:r>
+              <w:t>219亿</w:t>
+            </w:r>
+          </w:p>
+        </w:tc>
+        <w:tc>
+          <w:tcPr>
+            <w:tcW w:type="dxa" w:w="2160"/>
+          </w:tcPr>
+          <w:p>
+            <w:r>
+              <w:t>5%</w:t>
+            </w:r>
+          </w:p>
+        </w:tc>
+      </w:tr>
+      <w:tr>
+        <w:tc>
+          <w:tcPr>
+            <w:tcW w:type="dxa" w:w="2160"/>
+          </w:tcPr>
+          <w:p>
+            <w:r>
+              <w:t>巨奥传媒有限公司</w:t>
+            </w:r>
+          </w:p>
+        </w:tc>
+        <w:tc>
+          <w:tcPr>
+            <w:tcW w:type="dxa" w:w="2160"/>
+          </w:tcPr>
+          <w:p>
+            <w:r>
+              <w:t>人工智能</w:t>
+            </w:r>
+          </w:p>
+        </w:tc>
+        <w:tc>
+          <w:tcPr>
+            <w:tcW w:type="dxa" w:w="2160"/>
+          </w:tcPr>
+          <w:p>
+            <w:r>
+              <w:t>790亿</w:t>
+            </w:r>
+          </w:p>
+        </w:tc>
+        <w:tc>
+          <w:tcPr>
+            <w:tcW w:type="dxa" w:w="2160"/>
+          </w:tcPr>
+          <w:p>
+            <w:r>
+              <w:t>30%</w:t>
+            </w:r>
+          </w:p>
+        </w:tc>
+      </w:tr>
+      <w:tr>
+        <w:tc>
+          <w:tcPr>
+            <w:tcW w:type="dxa" w:w="2160"/>
+          </w:tcPr>
+          <w:p>
+            <w:r>
+              <w:t>信诚致远科技有限公司</w:t>
+            </w:r>
+          </w:p>
+        </w:tc>
+        <w:tc>
+          <w:tcPr>
+            <w:tcW w:type="dxa" w:w="2160"/>
+          </w:tcPr>
+          <w:p>
+            <w:r>
+              <w:t>云计算</w:t>
+            </w:r>
+          </w:p>
+        </w:tc>
+        <w:tc>
+          <w:tcPr>
+            <w:tcW w:type="dxa" w:w="2160"/>
+          </w:tcPr>
+          <w:p>
+            <w:r>
+              <w:t>313亿</w:t>
+            </w:r>
+          </w:p>
+        </w:tc>
+        <w:tc>
+          <w:tcPr>
+            <w:tcW w:type="dxa" w:w="2160"/>
+          </w:tcPr>
+          <w:p>
+            <w:r>
+              <w:t>21%</w:t>
+            </w:r>
+          </w:p>
+        </w:tc>
+      </w:tr>
+      <w:tr>
+        <w:tc>
+          <w:tcPr>
+            <w:tcW w:type="dxa" w:w="2160"/>
+          </w:tcPr>
+          <w:p>
+            <w:r>
+              <w:t>巨奥传媒有限公司</w:t>
+            </w:r>
+          </w:p>
+        </w:tc>
+        <w:tc>
+          <w:tcPr>
+            <w:tcW w:type="dxa" w:w="2160"/>
+          </w:tcPr>
+          <w:p>
+            <w:r>
+              <w:t>人工智能</w:t>
+            </w:r>
+          </w:p>
+        </w:tc>
+        <w:tc>
+          <w:tcPr>
+            <w:tcW w:type="dxa" w:w="2160"/>
+          </w:tcPr>
+          <w:p>
+            <w:r>
+              <w:t>329亿</w:t>
+            </w:r>
+          </w:p>
+        </w:tc>
+        <w:tc>
+          <w:tcPr>
+            <w:tcW w:type="dxa" w:w="2160"/>
+          </w:tcPr>
+          <w:p>
+            <w:r>
+              <w:t>16%</w:t>
+            </w:r>
+          </w:p>
+        </w:tc>
+      </w:tr>
+      <w:tr>
+        <w:tc>
+          <w:tcPr>
+            <w:tcW w:type="dxa" w:w="2160"/>
+          </w:tcPr>
+          <w:p>
+            <w:r>
+              <w:t>富罳网络有限公司</w:t>
+            </w:r>
+          </w:p>
+        </w:tc>
+        <w:tc>
+          <w:tcPr>
+            <w:tcW w:type="dxa" w:w="2160"/>
+          </w:tcPr>
+          <w:p>
+            <w:r>
+              <w:t>新能源</w:t>
+            </w:r>
+          </w:p>
+        </w:tc>
+        <w:tc>
+          <w:tcPr>
+            <w:tcW w:type="dxa" w:w="2160"/>
+          </w:tcPr>
+          <w:p>
+            <w:r>
+              <w:t>692亿</w:t>
             </w:r>
           </w:p>
         </w:tc>
@@ -3917,6 +3141,788 @@
           <w:p>
             <w:r>
               <w:t>24%</w:t>
+            </w:r>
+          </w:p>
+        </w:tc>
+      </w:tr>
+    </w:tbl>
+    <w:p>
+      <w:pPr>
+        <w:pStyle w:val="Heading1"/>
+      </w:pPr>
+      <w:r>
+        <w:t>行业分析 5</w:t>
+      </w:r>
+    </w:p>
+    <w:p>
+      <w:r>
+        <w:br/>
+        <w:t>从产业链角度看，新能源 行业主要由上游设备厂商、</w:t>
+        <w:br/>
+        <w:t>中游平台企业以及下游应用厂商组成。</w:t>
+        <w:br/>
+        <w:t>创汇传媒有限公司 主要位于产业链的 下游 环节。</w:t>
+        <w:br/>
+      </w:r>
+    </w:p>
+    <w:p>
+      <w:r>
+        <w:br/>
+        <w:t>华辰资本旗下的 HC Global Macro Fund 在最近的资产配置会议中</w:t>
+        <w:br/>
+        <w:t>讨论了 半导体 行业的投资机会，并对 华泰通安网络有限公司</w:t>
+        <w:br/>
+        <w:t>进行了重点评估。</w:t>
+        <w:br/>
+      </w:r>
+    </w:p>
+    <w:p>
+      <w:r>
+        <w:br/>
+        <w:t>华辰资本旗下的 HC Alpha Growth Fund 在最近的资产配置会议中</w:t>
+        <w:br/>
+        <w:t>讨论了 云计算 行业的投资机会，并对 信诚致远科技有限公司</w:t>
+        <w:br/>
+        <w:t>进行了重点评估。</w:t>
+        <w:br/>
+      </w:r>
+    </w:p>
+    <w:p>
+      <w:r>
+        <w:br/>
+        <w:t>根据内部财务模型测算，联软科技有限公司 在未来三年</w:t>
+        <w:br/>
+        <w:t>收入复合增长率预计可达到 34% 左右。</w:t>
+        <w:br/>
+        <w:t>该预测基于行业需求增长以及公司产能扩张计划。</w:t>
+        <w:br/>
+      </w:r>
+    </w:p>
+    <w:p>
+      <w:r>
+        <w:br/>
+        <w:t>风险管理部认为，人工智能 行业仍然面临若干</w:t>
+        <w:br/>
+        <w:t>不确定性因素，包括技术迭代风险、政策变化、</w:t>
+        <w:br/>
+        <w:t>以及市场竞争加剧等问题。</w:t>
+        <w:br/>
+      </w:r>
+    </w:p>
+    <w:p>
+      <w:r>
+        <w:br/>
+        <w:t>华辰资本旗下的 HC Global Macro Fund 在最近的资产配置会议中</w:t>
+        <w:br/>
+        <w:t>讨论了 消费科技 行业的投资机会，并对 方正科技信息有限公司</w:t>
+        <w:br/>
+        <w:t>进行了重点评估。</w:t>
+        <w:br/>
+      </w:r>
+    </w:p>
+    <w:p>
+      <w:r>
+        <w:br/>
+        <w:t>风险管理部认为，人工智能 行业仍然面临若干</w:t>
+        <w:br/>
+        <w:t>不确定性因素，包括技术迭代风险、政策变化、</w:t>
+        <w:br/>
+        <w:t>以及市场竞争加剧等问题。</w:t>
+        <w:br/>
+      </w:r>
+    </w:p>
+    <w:p>
+      <w:r>
+        <w:br/>
+        <w:t>联软科技有限公司 是中国 消费科技 行业的重要企业之一。</w:t>
+        <w:br/>
+        <w:t>根据华辰资本 资产配置委员会 的研究，该公司成立于 2009 年，</w:t>
+        <w:br/>
+        <w:t>目前员工规模约 7080 人。公司近年来持续加大研发投入，</w:t>
+        <w:br/>
+        <w:t>在核心技术方面形成了较强的竞争壁垒。</w:t>
+        <w:br/>
+      </w:r>
+    </w:p>
+    <w:tbl>
+      <w:tblPr>
+        <w:tblW w:type="auto" w:w="0"/>
+        <w:tblLook w:firstColumn="1" w:firstRow="1" w:lastColumn="0" w:lastRow="0" w:noHBand="0" w:noVBand="1" w:val="04A0"/>
+      </w:tblPr>
+      <w:tblGrid>
+        <w:gridCol w:w="2160"/>
+        <w:gridCol w:w="2160"/>
+        <w:gridCol w:w="2160"/>
+        <w:gridCol w:w="2160"/>
+      </w:tblGrid>
+      <w:tr>
+        <w:tc>
+          <w:tcPr>
+            <w:tcW w:type="dxa" w:w="2160"/>
+          </w:tcPr>
+          <w:p>
+            <w:r>
+              <w:t>公司</w:t>
+            </w:r>
+          </w:p>
+        </w:tc>
+        <w:tc>
+          <w:tcPr>
+            <w:tcW w:type="dxa" w:w="2160"/>
+          </w:tcPr>
+          <w:p>
+            <w:r>
+              <w:t>行业</w:t>
+            </w:r>
+          </w:p>
+        </w:tc>
+        <w:tc>
+          <w:tcPr>
+            <w:tcW w:type="dxa" w:w="2160"/>
+          </w:tcPr>
+          <w:p>
+            <w:r>
+              <w:t>市值</w:t>
+            </w:r>
+          </w:p>
+        </w:tc>
+        <w:tc>
+          <w:tcPr>
+            <w:tcW w:type="dxa" w:w="2160"/>
+          </w:tcPr>
+          <w:p>
+            <w:r>
+              <w:t>增长率</w:t>
+            </w:r>
+          </w:p>
+        </w:tc>
+      </w:tr>
+      <w:tr>
+        <w:tc>
+          <w:tcPr>
+            <w:tcW w:type="dxa" w:w="2160"/>
+          </w:tcPr>
+          <w:p>
+            <w:r>
+              <w:t>浦华众城网络有限公司</w:t>
+            </w:r>
+          </w:p>
+        </w:tc>
+        <w:tc>
+          <w:tcPr>
+            <w:tcW w:type="dxa" w:w="2160"/>
+          </w:tcPr>
+          <w:p>
+            <w:r>
+              <w:t>新能源</w:t>
+            </w:r>
+          </w:p>
+        </w:tc>
+        <w:tc>
+          <w:tcPr>
+            <w:tcW w:type="dxa" w:w="2160"/>
+          </w:tcPr>
+          <w:p>
+            <w:r>
+              <w:t>739亿</w:t>
+            </w:r>
+          </w:p>
+        </w:tc>
+        <w:tc>
+          <w:tcPr>
+            <w:tcW w:type="dxa" w:w="2160"/>
+          </w:tcPr>
+          <w:p>
+            <w:r>
+              <w:t>26%</w:t>
+            </w:r>
+          </w:p>
+        </w:tc>
+      </w:tr>
+      <w:tr>
+        <w:tc>
+          <w:tcPr>
+            <w:tcW w:type="dxa" w:w="2160"/>
+          </w:tcPr>
+          <w:p>
+            <w:r>
+              <w:t>昂歌信息信息有限公司</w:t>
+            </w:r>
+          </w:p>
+        </w:tc>
+        <w:tc>
+          <w:tcPr>
+            <w:tcW w:type="dxa" w:w="2160"/>
+          </w:tcPr>
+          <w:p>
+            <w:r>
+              <w:t>消费科技</w:t>
+            </w:r>
+          </w:p>
+        </w:tc>
+        <w:tc>
+          <w:tcPr>
+            <w:tcW w:type="dxa" w:w="2160"/>
+          </w:tcPr>
+          <w:p>
+            <w:r>
+              <w:t>591亿</w:t>
+            </w:r>
+          </w:p>
+        </w:tc>
+        <w:tc>
+          <w:tcPr>
+            <w:tcW w:type="dxa" w:w="2160"/>
+          </w:tcPr>
+          <w:p>
+            <w:r>
+              <w:t>13%</w:t>
+            </w:r>
+          </w:p>
+        </w:tc>
+      </w:tr>
+      <w:tr>
+        <w:tc>
+          <w:tcPr>
+            <w:tcW w:type="dxa" w:w="2160"/>
+          </w:tcPr>
+          <w:p>
+            <w:r>
+              <w:t>佳禾传媒有限公司</w:t>
+            </w:r>
+          </w:p>
+        </w:tc>
+        <w:tc>
+          <w:tcPr>
+            <w:tcW w:type="dxa" w:w="2160"/>
+          </w:tcPr>
+          <w:p>
+            <w:r>
+              <w:t>云计算</w:t>
+            </w:r>
+          </w:p>
+        </w:tc>
+        <w:tc>
+          <w:tcPr>
+            <w:tcW w:type="dxa" w:w="2160"/>
+          </w:tcPr>
+          <w:p>
+            <w:r>
+              <w:t>759亿</w:t>
+            </w:r>
+          </w:p>
+        </w:tc>
+        <w:tc>
+          <w:tcPr>
+            <w:tcW w:type="dxa" w:w="2160"/>
+          </w:tcPr>
+          <w:p>
+            <w:r>
+              <w:t>12%</w:t>
+            </w:r>
+          </w:p>
+        </w:tc>
+      </w:tr>
+      <w:tr>
+        <w:tc>
+          <w:tcPr>
+            <w:tcW w:type="dxa" w:w="2160"/>
+          </w:tcPr>
+          <w:p>
+            <w:r>
+              <w:t>飞海科技传媒有限公司</w:t>
+            </w:r>
+          </w:p>
+        </w:tc>
+        <w:tc>
+          <w:tcPr>
+            <w:tcW w:type="dxa" w:w="2160"/>
+          </w:tcPr>
+          <w:p>
+            <w:r>
+              <w:t>消费科技</w:t>
+            </w:r>
+          </w:p>
+        </w:tc>
+        <w:tc>
+          <w:tcPr>
+            <w:tcW w:type="dxa" w:w="2160"/>
+          </w:tcPr>
+          <w:p>
+            <w:r>
+              <w:t>313亿</w:t>
+            </w:r>
+          </w:p>
+        </w:tc>
+        <w:tc>
+          <w:tcPr>
+            <w:tcW w:type="dxa" w:w="2160"/>
+          </w:tcPr>
+          <w:p>
+            <w:r>
+              <w:t>10%</w:t>
+            </w:r>
+          </w:p>
+        </w:tc>
+      </w:tr>
+      <w:tr>
+        <w:tc>
+          <w:tcPr>
+            <w:tcW w:type="dxa" w:w="2160"/>
+          </w:tcPr>
+          <w:p>
+            <w:r>
+              <w:t>华泰通安网络有限公司</w:t>
+            </w:r>
+          </w:p>
+        </w:tc>
+        <w:tc>
+          <w:tcPr>
+            <w:tcW w:type="dxa" w:w="2160"/>
+          </w:tcPr>
+          <w:p>
+            <w:r>
+              <w:t>半导体</w:t>
+            </w:r>
+          </w:p>
+        </w:tc>
+        <w:tc>
+          <w:tcPr>
+            <w:tcW w:type="dxa" w:w="2160"/>
+          </w:tcPr>
+          <w:p>
+            <w:r>
+              <w:t>144亿</w:t>
+            </w:r>
+          </w:p>
+        </w:tc>
+        <w:tc>
+          <w:tcPr>
+            <w:tcW w:type="dxa" w:w="2160"/>
+          </w:tcPr>
+          <w:p>
+            <w:r>
+              <w:t>30%</w:t>
+            </w:r>
+          </w:p>
+        </w:tc>
+      </w:tr>
+      <w:tr>
+        <w:tc>
+          <w:tcPr>
+            <w:tcW w:type="dxa" w:w="2160"/>
+          </w:tcPr>
+          <w:p>
+            <w:r>
+              <w:t>昊嘉科技有限公司</w:t>
+            </w:r>
+          </w:p>
+        </w:tc>
+        <w:tc>
+          <w:tcPr>
+            <w:tcW w:type="dxa" w:w="2160"/>
+          </w:tcPr>
+          <w:p>
+            <w:r>
+              <w:t>医疗科技</w:t>
+            </w:r>
+          </w:p>
+        </w:tc>
+        <w:tc>
+          <w:tcPr>
+            <w:tcW w:type="dxa" w:w="2160"/>
+          </w:tcPr>
+          <w:p>
+            <w:r>
+              <w:t>333亿</w:t>
+            </w:r>
+          </w:p>
+        </w:tc>
+        <w:tc>
+          <w:tcPr>
+            <w:tcW w:type="dxa" w:w="2160"/>
+          </w:tcPr>
+          <w:p>
+            <w:r>
+              <w:t>29%</w:t>
+            </w:r>
+          </w:p>
+        </w:tc>
+      </w:tr>
+      <w:tr>
+        <w:tc>
+          <w:tcPr>
+            <w:tcW w:type="dxa" w:w="2160"/>
+          </w:tcPr>
+          <w:p>
+            <w:r>
+              <w:t>昂歌信息信息有限公司</w:t>
+            </w:r>
+          </w:p>
+        </w:tc>
+        <w:tc>
+          <w:tcPr>
+            <w:tcW w:type="dxa" w:w="2160"/>
+          </w:tcPr>
+          <w:p>
+            <w:r>
+              <w:t>消费科技</w:t>
+            </w:r>
+          </w:p>
+        </w:tc>
+        <w:tc>
+          <w:tcPr>
+            <w:tcW w:type="dxa" w:w="2160"/>
+          </w:tcPr>
+          <w:p>
+            <w:r>
+              <w:t>511亿</w:t>
+            </w:r>
+          </w:p>
+        </w:tc>
+        <w:tc>
+          <w:tcPr>
+            <w:tcW w:type="dxa" w:w="2160"/>
+          </w:tcPr>
+          <w:p>
+            <w:r>
+              <w:t>27%</w:t>
+            </w:r>
+          </w:p>
+        </w:tc>
+      </w:tr>
+      <w:tr>
+        <w:tc>
+          <w:tcPr>
+            <w:tcW w:type="dxa" w:w="2160"/>
+          </w:tcPr>
+          <w:p>
+            <w:r>
+              <w:t>九方传媒有限公司</w:t>
+            </w:r>
+          </w:p>
+        </w:tc>
+        <w:tc>
+          <w:tcPr>
+            <w:tcW w:type="dxa" w:w="2160"/>
+          </w:tcPr>
+          <w:p>
+            <w:r>
+              <w:t>医疗科技</w:t>
+            </w:r>
+          </w:p>
+        </w:tc>
+        <w:tc>
+          <w:tcPr>
+            <w:tcW w:type="dxa" w:w="2160"/>
+          </w:tcPr>
+          <w:p>
+            <w:r>
+              <w:t>457亿</w:t>
+            </w:r>
+          </w:p>
+        </w:tc>
+        <w:tc>
+          <w:tcPr>
+            <w:tcW w:type="dxa" w:w="2160"/>
+          </w:tcPr>
+          <w:p>
+            <w:r>
+              <w:t>27%</w:t>
+            </w:r>
+          </w:p>
+        </w:tc>
+      </w:tr>
+      <w:tr>
+        <w:tc>
+          <w:tcPr>
+            <w:tcW w:type="dxa" w:w="2160"/>
+          </w:tcPr>
+          <w:p>
+            <w:r>
+              <w:t>中建创业科技有限公司</w:t>
+            </w:r>
+          </w:p>
+        </w:tc>
+        <w:tc>
+          <w:tcPr>
+            <w:tcW w:type="dxa" w:w="2160"/>
+          </w:tcPr>
+          <w:p>
+            <w:r>
+              <w:t>半导体</w:t>
+            </w:r>
+          </w:p>
+        </w:tc>
+        <w:tc>
+          <w:tcPr>
+            <w:tcW w:type="dxa" w:w="2160"/>
+          </w:tcPr>
+          <w:p>
+            <w:r>
+              <w:t>737亿</w:t>
+            </w:r>
+          </w:p>
+        </w:tc>
+        <w:tc>
+          <w:tcPr>
+            <w:tcW w:type="dxa" w:w="2160"/>
+          </w:tcPr>
+          <w:p>
+            <w:r>
+              <w:t>5%</w:t>
+            </w:r>
+          </w:p>
+        </w:tc>
+      </w:tr>
+      <w:tr>
+        <w:tc>
+          <w:tcPr>
+            <w:tcW w:type="dxa" w:w="2160"/>
+          </w:tcPr>
+          <w:p>
+            <w:r>
+              <w:t>联通时科传媒有限公司</w:t>
+            </w:r>
+          </w:p>
+        </w:tc>
+        <w:tc>
+          <w:tcPr>
+            <w:tcW w:type="dxa" w:w="2160"/>
+          </w:tcPr>
+          <w:p>
+            <w:r>
+              <w:t>消费科技</w:t>
+            </w:r>
+          </w:p>
+        </w:tc>
+        <w:tc>
+          <w:tcPr>
+            <w:tcW w:type="dxa" w:w="2160"/>
+          </w:tcPr>
+          <w:p>
+            <w:r>
+              <w:t>103亿</w:t>
+            </w:r>
+          </w:p>
+        </w:tc>
+        <w:tc>
+          <w:tcPr>
+            <w:tcW w:type="dxa" w:w="2160"/>
+          </w:tcPr>
+          <w:p>
+            <w:r>
+              <w:t>13%</w:t>
+            </w:r>
+          </w:p>
+        </w:tc>
+      </w:tr>
+      <w:tr>
+        <w:tc>
+          <w:tcPr>
+            <w:tcW w:type="dxa" w:w="2160"/>
+          </w:tcPr>
+          <w:p>
+            <w:r>
+              <w:t>泰麒麟网络有限公司</w:t>
+            </w:r>
+          </w:p>
+        </w:tc>
+        <w:tc>
+          <w:tcPr>
+            <w:tcW w:type="dxa" w:w="2160"/>
+          </w:tcPr>
+          <w:p>
+            <w:r>
+              <w:t>云计算</w:t>
+            </w:r>
+          </w:p>
+        </w:tc>
+        <w:tc>
+          <w:tcPr>
+            <w:tcW w:type="dxa" w:w="2160"/>
+          </w:tcPr>
+          <w:p>
+            <w:r>
+              <w:t>787亿</w:t>
+            </w:r>
+          </w:p>
+        </w:tc>
+        <w:tc>
+          <w:tcPr>
+            <w:tcW w:type="dxa" w:w="2160"/>
+          </w:tcPr>
+          <w:p>
+            <w:r>
+              <w:t>14%</w:t>
+            </w:r>
+          </w:p>
+        </w:tc>
+      </w:tr>
+      <w:tr>
+        <w:tc>
+          <w:tcPr>
+            <w:tcW w:type="dxa" w:w="2160"/>
+          </w:tcPr>
+          <w:p>
+            <w:r>
+              <w:t>信诚致远科技有限公司</w:t>
+            </w:r>
+          </w:p>
+        </w:tc>
+        <w:tc>
+          <w:tcPr>
+            <w:tcW w:type="dxa" w:w="2160"/>
+          </w:tcPr>
+          <w:p>
+            <w:r>
+              <w:t>云计算</w:t>
+            </w:r>
+          </w:p>
+        </w:tc>
+        <w:tc>
+          <w:tcPr>
+            <w:tcW w:type="dxa" w:w="2160"/>
+          </w:tcPr>
+          <w:p>
+            <w:r>
+              <w:t>211亿</w:t>
+            </w:r>
+          </w:p>
+        </w:tc>
+        <w:tc>
+          <w:tcPr>
+            <w:tcW w:type="dxa" w:w="2160"/>
+          </w:tcPr>
+          <w:p>
+            <w:r>
+              <w:t>28%</w:t>
+            </w:r>
+          </w:p>
+        </w:tc>
+      </w:tr>
+      <w:tr>
+        <w:tc>
+          <w:tcPr>
+            <w:tcW w:type="dxa" w:w="2160"/>
+          </w:tcPr>
+          <w:p>
+            <w:r>
+              <w:t>信诚致远科技有限公司</w:t>
+            </w:r>
+          </w:p>
+        </w:tc>
+        <w:tc>
+          <w:tcPr>
+            <w:tcW w:type="dxa" w:w="2160"/>
+          </w:tcPr>
+          <w:p>
+            <w:r>
+              <w:t>云计算</w:t>
+            </w:r>
+          </w:p>
+        </w:tc>
+        <w:tc>
+          <w:tcPr>
+            <w:tcW w:type="dxa" w:w="2160"/>
+          </w:tcPr>
+          <w:p>
+            <w:r>
+              <w:t>178亿</w:t>
+            </w:r>
+          </w:p>
+        </w:tc>
+        <w:tc>
+          <w:tcPr>
+            <w:tcW w:type="dxa" w:w="2160"/>
+          </w:tcPr>
+          <w:p>
+            <w:r>
+              <w:t>9%</w:t>
+            </w:r>
+          </w:p>
+        </w:tc>
+      </w:tr>
+      <w:tr>
+        <w:tc>
+          <w:tcPr>
+            <w:tcW w:type="dxa" w:w="2160"/>
+          </w:tcPr>
+          <w:p>
+            <w:r>
+              <w:t>佳禾传媒有限公司</w:t>
+            </w:r>
+          </w:p>
+        </w:tc>
+        <w:tc>
+          <w:tcPr>
+            <w:tcW w:type="dxa" w:w="2160"/>
+          </w:tcPr>
+          <w:p>
+            <w:r>
+              <w:t>云计算</w:t>
+            </w:r>
+          </w:p>
+        </w:tc>
+        <w:tc>
+          <w:tcPr>
+            <w:tcW w:type="dxa" w:w="2160"/>
+          </w:tcPr>
+          <w:p>
+            <w:r>
+              <w:t>474亿</w:t>
+            </w:r>
+          </w:p>
+        </w:tc>
+        <w:tc>
+          <w:tcPr>
+            <w:tcW w:type="dxa" w:w="2160"/>
+          </w:tcPr>
+          <w:p>
+            <w:r>
+              <w:t>13%</w:t>
+            </w:r>
+          </w:p>
+        </w:tc>
+      </w:tr>
+      <w:tr>
+        <w:tc>
+          <w:tcPr>
+            <w:tcW w:type="dxa" w:w="2160"/>
+          </w:tcPr>
+          <w:p>
+            <w:r>
+              <w:t>良诺科技有限公司</w:t>
+            </w:r>
+          </w:p>
+        </w:tc>
+        <w:tc>
+          <w:tcPr>
+            <w:tcW w:type="dxa" w:w="2160"/>
+          </w:tcPr>
+          <w:p>
+            <w:r>
+              <w:t>云计算</w:t>
+            </w:r>
+          </w:p>
+        </w:tc>
+        <w:tc>
+          <w:tcPr>
+            <w:tcW w:type="dxa" w:w="2160"/>
+          </w:tcPr>
+          <w:p>
+            <w:r>
+              <w:t>585亿</w:t>
+            </w:r>
+          </w:p>
+        </w:tc>
+        <w:tc>
+          <w:tcPr>
+            <w:tcW w:type="dxa" w:w="2160"/>
+          </w:tcPr>
+          <w:p>
+            <w:r>
+              <w:t>22%</w:t>
             </w:r>
           </w:p>
         </w:tc>
